--- a/DIY_Hotspot/Config/Image_Info/Notes.docx
+++ b/DIY_Hotspot/Config/Image_Info/Notes.docx
@@ -1,11 +1,13 @@
 
 <file path=word/document.xml><?xml version="1.0" encoding="utf-8"?>
-<w:document xmlns:wpc="http://schemas.microsoft.com/office/word/2010/wordprocessingCanvas" xmlns:cx="http://schemas.microsoft.com/office/drawing/2014/chartex" xmlns:cx1="http://schemas.microsoft.com/office/drawing/2015/9/8/chartex" xmlns:cx2="http://schemas.microsoft.com/office/drawing/2015/10/21/chartex" xmlns:cx3="http://schemas.microsoft.com/office/drawing/2016/5/9/chartex" xmlns:cx4="http://schemas.microsoft.com/office/drawing/2016/5/10/chartex" xmlns:cx5="http://schemas.microsoft.com/office/drawing/2016/5/11/chartex" xmlns:cx6="http://schemas.microsoft.com/office/drawing/2016/5/12/chartex" xmlns:cx7="http://schemas.microsoft.com/office/drawing/2016/5/13/chartex" xmlns:cx8="http://schemas.microsoft.com/office/drawing/2016/5/14/chartex" xmlns:mc="http://schemas.openxmlformats.org/markup-compatibility/2006" xmlns:aink="http://schemas.microsoft.com/office/drawing/2016/ink" xmlns:am3d="http://schemas.microsoft.com/office/drawing/2017/model3d" xmlns:o="urn:schemas-microsoft-com:office:office" xmlns:oel="http://schemas.microsoft.com/office/2019/extlst" xmlns:r="http://schemas.openxmlformats.org/officeDocument/2006/relationships" xmlns:m="http://schemas.openxmlformats.org/officeDocument/2006/math" xmlns:v="urn:schemas-microsoft-com:vml" xmlns:wp14="http://schemas.microsoft.com/office/word/2010/wordprocessingDrawing" xmlns:wp="http://schemas.openxmlformats.org/drawingml/2006/wordprocessingDrawing" xmlns:w10="urn:schemas-microsoft-com:office:word" xmlns:w="http://schemas.openxmlformats.org/wordprocessingml/2006/main" xmlns:w14="http://schemas.microsoft.com/office/word/2010/wordml" xmlns:w15="http://schemas.microsoft.com/office/word/2012/wordml" xmlns:w16cex="http://schemas.microsoft.com/office/word/2018/wordml/cex" xmlns:w16cid="http://schemas.microsoft.com/office/word/2016/wordml/cid" xmlns:w16="http://schemas.microsoft.com/office/word/2018/wordml" xmlns:w16du="http://schemas.microsoft.com/office/word/2023/wordml/word16du" xmlns:w16sdtdh="http://schemas.microsoft.com/office/word/2020/wordml/sdtdatahash" xmlns:w16sdtfl="http://schemas.microsoft.com/office/word/2024/wordml/sdtformatlock" xmlns:w16se="http://schemas.microsoft.com/office/word/2015/wordml/symex" xmlns:wpg="http://schemas.microsoft.com/office/word/2010/wordprocessingGroup" xmlns:wpi="http://schemas.microsoft.com/office/word/2010/wordprocessingInk" xmlns:wne="http://schemas.microsoft.com/office/word/2006/wordml" xmlns:wps="http://schemas.microsoft.com/office/word/2010/wordprocessingShape" mc:Ignorable="w14 w15 w16se w16cid w16 w16cex w16sdtdh w16sdtfl w16du wp14">
+<w:document xmlns:o="urn:schemas-microsoft-com:office:office" xmlns:r="http://schemas.openxmlformats.org/officeDocument/2006/relationships" xmlns:v="urn:schemas-microsoft-com:vml" xmlns:w="http://schemas.openxmlformats.org/wordprocessingml/2006/main" xmlns:w10="urn:schemas-microsoft-com:office:word" xmlns:wp="http://schemas.openxmlformats.org/drawingml/2006/wordprocessingDrawing" xmlns:wps="http://schemas.microsoft.com/office/word/2010/wordprocessingShape" xmlns:wpg="http://schemas.microsoft.com/office/word/2010/wordprocessingGroup" xmlns:mc="http://schemas.openxmlformats.org/markup-compatibility/2006" xmlns:wp14="http://schemas.microsoft.com/office/word/2010/wordprocessingDrawing" xmlns:w14="http://schemas.microsoft.com/office/word/2010/wordml" xmlns:w15="http://schemas.microsoft.com/office/word/2012/wordml" mc:Ignorable="w14 wp14 w15">
   <w:body>
     <w:p>
       <w:pPr>
+        <w:pStyle w:val="Normal"/>
         <w:jc w:val="center"/>
         <w:rPr>
+          <w:b/>
           <w:b/>
           <w:bCs/>
           <w:sz w:val="44"/>
@@ -22,28 +24,77 @@
         <w:t>Image Notes</w:t>
       </w:r>
     </w:p>
-    <w:p/>
-    <w:p>
-      <w:r>
+    <w:p>
+      <w:pPr>
+        <w:pStyle w:val="Normal"/>
+        <w:rPr/>
+      </w:pPr>
+      <w:r>
+        <w:rPr/>
+      </w:r>
+    </w:p>
+    <w:p>
+      <w:pPr>
+        <w:pStyle w:val="Normal"/>
+        <w:rPr/>
+      </w:pPr>
+      <w:r>
+        <w:rPr/>
         <w:t>Where Stored</w:t>
       </w:r>
     </w:p>
-    <w:p/>
-    <w:p>
-      <w:r>
+    <w:p>
+      <w:pPr>
+        <w:pStyle w:val="Normal"/>
+        <w:rPr/>
+      </w:pPr>
+      <w:r>
+        <w:rPr/>
+      </w:r>
+    </w:p>
+    <w:p>
+      <w:pPr>
+        <w:pStyle w:val="Normal"/>
+        <w:rPr/>
+      </w:pPr>
+      <w:r>
+        <w:rPr/>
         <w:t>Status</w:t>
       </w:r>
     </w:p>
-    <w:p/>
-    <w:p>
-      <w:r>
+    <w:p>
+      <w:pPr>
+        <w:pStyle w:val="Normal"/>
+        <w:rPr/>
+      </w:pPr>
+      <w:r>
+        <w:rPr/>
+      </w:r>
+    </w:p>
+    <w:p>
+      <w:pPr>
+        <w:pStyle w:val="Normal"/>
+        <w:rPr/>
+      </w:pPr>
+      <w:r>
+        <w:rPr/>
         <w:t>Reference</w:t>
       </w:r>
     </w:p>
-    <w:p/>
-    <w:p>
-      <w:pPr>
-        <w:rPr>
+    <w:p>
+      <w:pPr>
+        <w:pStyle w:val="Normal"/>
+        <w:rPr/>
+      </w:pPr>
+      <w:r>
+        <w:rPr/>
+      </w:r>
+    </w:p>
+    <w:p>
+      <w:pPr>
+        <w:pStyle w:val="Normal"/>
+        <w:rPr>
+          <w:b/>
           <w:b/>
           <w:bCs/>
         </w:rPr>
@@ -58,10 +109,12 @@
     </w:p>
     <w:p>
       <w:pPr>
+        <w:pStyle w:val="Normal"/>
         <w:numPr>
           <w:ilvl w:val="0"/>
           <w:numId w:val="1"/>
         </w:numPr>
+        <w:rPr/>
       </w:pPr>
       <w:r>
         <w:rPr>
@@ -71,16 +124,19 @@
         <w:t>Power Off and Remove the SD Card:</w:t>
       </w:r>
       <w:r>
+        <w:rPr/>
         <w:br/>
         <w:t>After shutting down your Pi, remove the SD card and insert it into your computer’s SD card reader.</w:t>
       </w:r>
     </w:p>
     <w:p>
       <w:pPr>
+        <w:pStyle w:val="Normal"/>
         <w:numPr>
           <w:ilvl w:val="0"/>
           <w:numId w:val="1"/>
         </w:numPr>
+        <w:rPr/>
       </w:pPr>
       <w:r>
         <w:rPr>
@@ -92,64 +148,40 @@
     </w:p>
     <w:p>
       <w:pPr>
+        <w:pStyle w:val="Normal"/>
         <w:numPr>
           <w:ilvl w:val="1"/>
           <w:numId w:val="1"/>
         </w:numPr>
-      </w:pPr>
-      <w:r>
+        <w:rPr/>
+      </w:pPr>
+      <w:r>
+        <w:rPr/>
         <w:t>On Windows, note the drive letter (e.g., E:).</w:t>
       </w:r>
     </w:p>
     <w:p>
       <w:pPr>
+        <w:pStyle w:val="Normal"/>
         <w:numPr>
           <w:ilvl w:val="1"/>
           <w:numId w:val="1"/>
         </w:numPr>
-      </w:pPr>
-      <w:r>
-        <w:t xml:space="preserve">On macOS or Linux, use </w:t>
-      </w:r>
-      <w:proofErr w:type="spellStart"/>
-      <w:r>
-        <w:t>diskutil</w:t>
-      </w:r>
-      <w:proofErr w:type="spellEnd"/>
-      <w:r>
-        <w:t xml:space="preserve"> list (macOS) or </w:t>
-      </w:r>
-      <w:proofErr w:type="spellStart"/>
-      <w:r>
-        <w:t>sudo</w:t>
-      </w:r>
-      <w:proofErr w:type="spellEnd"/>
-      <w:r>
-        <w:t xml:space="preserve"> </w:t>
-      </w:r>
-      <w:proofErr w:type="spellStart"/>
-      <w:r>
-        <w:t>fdisk</w:t>
-      </w:r>
-      <w:proofErr w:type="spellEnd"/>
-      <w:r>
-        <w:t xml:space="preserve"> -l (Linux) to find the device path (e.g., /dev/disk2 or /dev/</w:t>
-      </w:r>
-      <w:proofErr w:type="spellStart"/>
-      <w:r>
-        <w:t>sdb</w:t>
-      </w:r>
-      <w:proofErr w:type="spellEnd"/>
-      <w:r>
-        <w:t>).</w:t>
-      </w:r>
-    </w:p>
-    <w:p>
-      <w:pPr>
+        <w:rPr/>
+      </w:pPr>
+      <w:r>
+        <w:rPr/>
+        <w:t>On macOS or Linux, use diskutil list (macOS) or sudo fdisk -l (Linux) to find the device path (e.g., /dev/disk2 or /dev/sdb).</w:t>
+      </w:r>
+    </w:p>
+    <w:p>
+      <w:pPr>
+        <w:pStyle w:val="Normal"/>
         <w:numPr>
           <w:ilvl w:val="0"/>
           <w:numId w:val="1"/>
         </w:numPr>
+        <w:rPr/>
       </w:pPr>
       <w:r>
         <w:rPr>
@@ -159,92 +191,259 @@
         <w:t>Using dd (Linux/macOS):</w:t>
       </w:r>
       <w:r>
+        <w:rPr/>
         <w:br/>
         <w:t>For example, on Linux:</w:t>
       </w:r>
     </w:p>
     <w:p>
       <w:pPr>
+        <w:pStyle w:val="Normal"/>
         <w:rPr>
           <w:highlight w:val="yellow"/>
         </w:rPr>
       </w:pPr>
-      <w:proofErr w:type="spellStart"/>
       <w:r>
         <w:rPr>
           <w:highlight w:val="yellow"/>
         </w:rPr>
-        <w:t>sudo</w:t>
-      </w:r>
-      <w:proofErr w:type="spellEnd"/>
+        <w:t>sudo dd if=/dev/sdb of=~/pi_backup.img bs=1M</w:t>
+      </w:r>
+    </w:p>
+    <w:p>
+      <w:pPr>
+        <w:pStyle w:val="Normal"/>
+        <w:rPr/>
+      </w:pPr>
       <w:r>
         <w:rPr>
           <w:highlight w:val="yellow"/>
         </w:rPr>
-        <w:t xml:space="preserve"> dd if=/dev/</w:t>
-      </w:r>
-      <w:proofErr w:type="spellStart"/>
-      <w:r>
-        <w:rPr>
-          <w:highlight w:val="yellow"/>
-        </w:rPr>
-        <w:t>sdb</w:t>
-      </w:r>
-      <w:proofErr w:type="spellEnd"/>
-      <w:r>
-        <w:rPr>
-          <w:highlight w:val="yellow"/>
-        </w:rPr>
-        <w:t xml:space="preserve"> of=~/</w:t>
-      </w:r>
-      <w:proofErr w:type="spellStart"/>
-      <w:r>
-        <w:rPr>
-          <w:highlight w:val="yellow"/>
-        </w:rPr>
-        <w:t>pi_backup.img</w:t>
-      </w:r>
-      <w:proofErr w:type="spellEnd"/>
-      <w:r>
-        <w:rPr>
-          <w:highlight w:val="yellow"/>
-        </w:rPr>
-        <w:t xml:space="preserve"> bs=1M</w:t>
-      </w:r>
-    </w:p>
-    <w:p>
-      <w:r>
-        <w:rPr>
-          <w:highlight w:val="yellow"/>
-        </w:rPr>
-        <w:t>Replace /dev/</w:t>
-      </w:r>
-      <w:proofErr w:type="spellStart"/>
-      <w:r>
-        <w:rPr>
-          <w:highlight w:val="yellow"/>
-        </w:rPr>
-        <w:t>sdb</w:t>
-      </w:r>
-      <w:proofErr w:type="spellEnd"/>
-      <w:r>
-        <w:rPr>
-          <w:highlight w:val="yellow"/>
-        </w:rPr>
-        <w:t xml:space="preserve"> with your actual SD card device and adjust the output path as desired</w:t>
-      </w:r>
-      <w:r>
+        <w:t>Replace /dev/sdb with your actual SD card device and adjust the output path as desired</w:t>
+      </w:r>
+      <w:r>
+        <w:rPr/>
         <w:t>.</w:t>
       </w:r>
     </w:p>
-    <w:p/>
-    <w:p/>
-    <w:p>
-      <w:pPr>
+    <w:p>
+      <w:pPr>
+        <w:pStyle w:val="Normal"/>
+        <w:rPr/>
+      </w:pPr>
+      <w:r>
+        <w:rPr/>
+      </w:r>
+    </w:p>
+    <w:p>
+      <w:pPr>
+        <w:pStyle w:val="Normal"/>
+        <w:rPr>
+          <w:rFonts w:ascii="Liberation Sans" w:hAnsi="Liberation Sans"/>
+          <w:b/>
+          <w:b/>
+          <w:bCs/>
+          <w:color w:val="00A933"/>
+          <w:highlight w:val="none"/>
+          <w:shd w:fill="auto" w:val="clear"/>
+        </w:rPr>
+      </w:pPr>
+      <w:r>
+        <w:rPr>
+          <w:rFonts w:ascii="Liberation Sans" w:hAnsi="Liberation Sans"/>
+          <w:b/>
+          <w:bCs/>
+          <w:color w:val="00A933"/>
+          <w:shd w:fill="auto" w:val="clear"/>
+        </w:rPr>
+        <w:t>sudo dd if=/dev/sdb of=</w:t>
+      </w:r>
+      <w:r>
+        <w:rPr>
+          <w:rFonts w:ascii="Liberation Sans" w:hAnsi="Liberation Sans"/>
+          <w:b/>
+          <w:bCs/>
+          <w:color w:val="00A933"/>
+          <w:shd w:fill="auto" w:val="clear"/>
+        </w:rPr>
+        <w:t>2024_04_30_Pi-Star_MVP</w:t>
+      </w:r>
+      <w:r>
+        <w:rPr>
+          <w:rFonts w:ascii="Liberation Sans" w:hAnsi="Liberation Sans"/>
+          <w:b/>
+          <w:bCs/>
+          <w:color w:val="00A933"/>
+          <w:shd w:fill="auto" w:val="clear"/>
+        </w:rPr>
+        <w:t>.img bs=1M</w:t>
+      </w:r>
+    </w:p>
+    <w:p>
+      <w:pPr>
+        <w:pStyle w:val="Normal"/>
+        <w:rPr>
+          <w:rFonts w:ascii="Liberation Sans" w:hAnsi="Liberation Sans"/>
+          <w:b/>
+          <w:b/>
+          <w:bCs/>
+          <w:color w:val="00A933"/>
+          <w:highlight w:val="none"/>
+          <w:shd w:fill="auto" w:val="clear"/>
+        </w:rPr>
+      </w:pPr>
+      <w:r>
+        <w:rPr>
+          <w:rFonts w:ascii="Liberation Sans" w:hAnsi="Liberation Sans"/>
+          <w:b/>
+          <w:bCs/>
+          <w:color w:val="00A933"/>
+          <w:shd w:fill="auto" w:val="clear"/>
+        </w:rPr>
+      </w:r>
+    </w:p>
+    <w:p>
+      <w:pPr>
+        <w:pStyle w:val="Normal"/>
+        <w:ind w:left="720" w:hanging="0"/>
+        <w:rPr>
+          <w:rFonts w:ascii="Liberation Sans" w:hAnsi="Liberation Sans"/>
+          <w:b/>
+          <w:b/>
+          <w:bCs/>
+          <w:color w:val="00A933"/>
+          <w:highlight w:val="none"/>
+          <w:shd w:fill="auto" w:val="clear"/>
+        </w:rPr>
+      </w:pPr>
+      <w:r>
+        <w:rPr>
+          <w:rFonts w:ascii="Liberation Sans" w:hAnsi="Liberation Sans"/>
+          <w:b/>
+          <w:bCs/>
+          <w:color w:val="00A933"/>
+          <w:shd w:fill="auto" w:val="clear"/>
+        </w:rPr>
+        <w:t>sudo dd if=/dev/sdb of=2024_04_30_Pi-Star_MVP.img bs=1M</w:t>
+      </w:r>
+    </w:p>
+    <w:p>
+      <w:pPr>
+        <w:pStyle w:val="Normal"/>
+        <w:ind w:left="720" w:hanging="0"/>
+        <w:rPr>
+          <w:rFonts w:ascii="Liberation Sans" w:hAnsi="Liberation Sans"/>
+          <w:b/>
+          <w:b/>
+          <w:bCs/>
+          <w:color w:val="00A933"/>
+          <w:highlight w:val="none"/>
+          <w:shd w:fill="auto" w:val="clear"/>
+        </w:rPr>
+      </w:pPr>
+      <w:r>
+        <w:rPr>
+          <w:rFonts w:ascii="Liberation Sans" w:hAnsi="Liberation Sans"/>
+          <w:b/>
+          <w:bCs/>
+          <w:color w:val="00A933"/>
+          <w:shd w:fill="auto" w:val="clear"/>
+        </w:rPr>
+        <w:t xml:space="preserve">[sudo] password for steve: </w:t>
+      </w:r>
+    </w:p>
+    <w:p>
+      <w:pPr>
+        <w:pStyle w:val="Normal"/>
+        <w:ind w:left="720" w:hanging="0"/>
+        <w:rPr>
+          <w:rFonts w:ascii="Liberation Sans" w:hAnsi="Liberation Sans"/>
+          <w:b/>
+          <w:b/>
+          <w:bCs/>
+          <w:color w:val="00A933"/>
+          <w:highlight w:val="none"/>
+          <w:shd w:fill="auto" w:val="clear"/>
+        </w:rPr>
+      </w:pPr>
+      <w:r>
+        <w:rPr>
+          <w:rFonts w:ascii="Liberation Sans" w:hAnsi="Liberation Sans"/>
+          <w:b/>
+          <w:bCs/>
+          <w:color w:val="00A933"/>
+          <w:shd w:fill="auto" w:val="clear"/>
+        </w:rPr>
+        <w:t>60906+0 records in</w:t>
+      </w:r>
+    </w:p>
+    <w:p>
+      <w:pPr>
+        <w:pStyle w:val="Normal"/>
+        <w:ind w:left="720" w:hanging="0"/>
+        <w:rPr>
+          <w:rFonts w:ascii="Liberation Sans" w:hAnsi="Liberation Sans"/>
+          <w:b/>
+          <w:b/>
+          <w:bCs/>
+          <w:color w:val="00A933"/>
+          <w:highlight w:val="none"/>
+          <w:shd w:fill="auto" w:val="clear"/>
+        </w:rPr>
+      </w:pPr>
+      <w:r>
+        <w:rPr>
+          <w:rFonts w:ascii="Liberation Sans" w:hAnsi="Liberation Sans"/>
+          <w:b/>
+          <w:bCs/>
+          <w:color w:val="00A933"/>
+          <w:shd w:fill="auto" w:val="clear"/>
+        </w:rPr>
+        <w:t>60906+0 records out</w:t>
+      </w:r>
+    </w:p>
+    <w:p>
+      <w:pPr>
+        <w:pStyle w:val="Normal"/>
+        <w:ind w:left="720" w:hanging="0"/>
+        <w:rPr>
+          <w:rFonts w:ascii="Liberation Sans" w:hAnsi="Liberation Sans"/>
+          <w:b/>
+          <w:b/>
+          <w:bCs/>
+          <w:color w:val="00A933"/>
+          <w:highlight w:val="none"/>
+          <w:shd w:fill="auto" w:val="clear"/>
+        </w:rPr>
+      </w:pPr>
+      <w:r>
+        <w:rPr>
+          <w:rFonts w:ascii="Liberation Sans" w:hAnsi="Liberation Sans"/>
+          <w:b/>
+          <w:bCs/>
+          <w:color w:val="00A933"/>
+          <w:shd w:fill="auto" w:val="clear"/>
+        </w:rPr>
+        <w:t>63864569856 bytes (64 GB, 59 GiB) copied, 3709.89 s, 17.2 MB/s</w:t>
+      </w:r>
+    </w:p>
+    <w:p>
+      <w:pPr>
+        <w:pStyle w:val="Normal"/>
+        <w:rPr/>
+      </w:pPr>
+      <w:r>
+        <w:rPr/>
+      </w:r>
+    </w:p>
+    <w:p>
+      <w:pPr>
+        <w:pStyle w:val="Normal"/>
         <w:numPr>
           <w:ilvl w:val="0"/>
           <w:numId w:val="2"/>
         </w:numPr>
+        <w:rPr/>
       </w:pPr>
       <w:r>
         <w:rPr>
@@ -254,35 +453,193 @@
         <w:t>Generate a Checksum (e.g., SHA-256):</w:t>
       </w:r>
       <w:r>
+        <w:rPr/>
         <w:t xml:space="preserve"> </w:t>
       </w:r>
     </w:p>
     <w:p>
-      <w:proofErr w:type="spellStart"/>
-      <w:r>
-        <w:t>shasum</w:t>
-      </w:r>
-      <w:proofErr w:type="spellEnd"/>
-      <w:r>
-        <w:t xml:space="preserve"> -a 256 /path/to/</w:t>
-      </w:r>
-      <w:proofErr w:type="spellStart"/>
-      <w:r>
-        <w:t>pi_backup.img</w:t>
-      </w:r>
-      <w:proofErr w:type="spellEnd"/>
-    </w:p>
-    <w:p>
-      <w:r>
-        <w:t>This command outputs a hash. Save this hash in a text file.</w:t>
-      </w:r>
-    </w:p>
-    <w:p>
-      <w:pPr>
+      <w:pPr>
+        <w:pStyle w:val="Normal"/>
+        <w:rPr/>
+      </w:pPr>
+      <w:r>
+        <w:rPr/>
+      </w:r>
+    </w:p>
+    <w:p>
+      <w:pPr>
+        <w:pStyle w:val="PreformattedText"/>
+        <w:spacing w:before="0" w:after="283"/>
+        <w:rPr/>
+      </w:pPr>
+      <w:r>
+        <w:rPr>
+          <w:rStyle w:val="SourceText"/>
+          <w:rFonts w:ascii="Liberation Sans" w:hAnsi="Liberation Sans"/>
+          <w:sz w:val="24"/>
+          <w:szCs w:val="24"/>
+          <w:shd w:fill="auto" w:val="clear"/>
+        </w:rPr>
+        <w:t xml:space="preserve">sha256sum </w:t>
+      </w:r>
+      <w:r>
+        <w:rPr>
+          <w:rStyle w:val="SourceText"/>
+          <w:rFonts w:ascii="Liberation Sans" w:hAnsi="Liberation Sans"/>
+          <w:sz w:val="24"/>
+          <w:szCs w:val="24"/>
+          <w:shd w:fill="auto" w:val="clear"/>
+        </w:rPr>
+        <w:t>file.ext</w:t>
+      </w:r>
+    </w:p>
+    <w:p>
+      <w:pPr>
+        <w:pStyle w:val="PreformattedText"/>
+        <w:spacing w:before="0" w:after="283"/>
+        <w:rPr>
+          <w:rStyle w:val="SourceText"/>
+          <w:rFonts w:ascii="Liberation Sans" w:hAnsi="Liberation Sans"/>
+          <w:sz w:val="24"/>
+          <w:szCs w:val="24"/>
+          <w:highlight w:val="none"/>
+          <w:shd w:fill="auto" w:val="clear"/>
+        </w:rPr>
+      </w:pPr>
+      <w:r>
+        <w:rPr/>
+      </w:r>
+    </w:p>
+    <w:p>
+      <w:pPr>
+        <w:pStyle w:val="Normal"/>
+        <w:spacing w:before="0" w:after="283"/>
+        <w:ind w:left="720" w:hanging="0"/>
+        <w:rPr>
+          <w:rFonts w:ascii="Liberation Sans" w:hAnsi="Liberation Sans"/>
+          <w:b/>
+          <w:b/>
+          <w:bCs/>
+          <w:color w:val="00A933"/>
+          <w:highlight w:val="none"/>
+          <w:shd w:fill="auto" w:val="clear"/>
+        </w:rPr>
+      </w:pPr>
+      <w:r>
+        <w:rPr>
+          <w:rStyle w:val="SourceText"/>
+          <w:rFonts w:ascii="Liberation Sans" w:hAnsi="Liberation Sans"/>
+          <w:b/>
+          <w:bCs/>
+          <w:color w:val="00A933"/>
+          <w:sz w:val="24"/>
+          <w:szCs w:val="24"/>
+          <w:shd w:fill="auto" w:val="clear"/>
+        </w:rPr>
+        <w:t>sha256sum 2024_04_30_Pi-Star_MVP.img</w:t>
+      </w:r>
+    </w:p>
+    <w:p>
+      <w:pPr>
+        <w:pStyle w:val="Normal"/>
+        <w:spacing w:before="0" w:after="283"/>
+        <w:ind w:left="720" w:hanging="0"/>
+        <w:rPr>
+          <w:rStyle w:val="SourceText"/>
+          <w:rFonts w:ascii="Liberation Sans" w:hAnsi="Liberation Sans"/>
+          <w:b/>
+          <w:b/>
+          <w:bCs/>
+          <w:color w:val="00A933"/>
+          <w:sz w:val="24"/>
+          <w:szCs w:val="24"/>
+        </w:rPr>
+      </w:pPr>
+      <w:r>
+        <w:rPr>
+          <w:rFonts w:ascii="Liberation Sans" w:hAnsi="Liberation Sans"/>
+          <w:b/>
+          <w:bCs/>
+          <w:color w:val="00A933"/>
+          <w:shd w:fill="auto" w:val="clear"/>
+        </w:rPr>
+      </w:r>
+    </w:p>
+    <w:p>
+      <w:pPr>
+        <w:pStyle w:val="Normal"/>
+        <w:spacing w:before="0" w:after="283"/>
+        <w:ind w:left="720" w:hanging="0"/>
+        <w:rPr>
+          <w:rFonts w:ascii="Liberation Sans" w:hAnsi="Liberation Sans"/>
+          <w:b/>
+          <w:b/>
+          <w:bCs/>
+          <w:color w:val="00A933"/>
+          <w:highlight w:val="none"/>
+          <w:shd w:fill="auto" w:val="clear"/>
+        </w:rPr>
+      </w:pPr>
+      <w:r>
+        <w:rPr>
+          <w:rStyle w:val="SourceText"/>
+          <w:rFonts w:ascii="Liberation Sans" w:hAnsi="Liberation Sans"/>
+          <w:b/>
+          <w:bCs/>
+          <w:color w:val="00A933"/>
+          <w:sz w:val="24"/>
+          <w:szCs w:val="24"/>
+          <w:shd w:fill="auto" w:val="clear"/>
+        </w:rPr>
+        <w:t>sha256sum 2024_04_30_Pi-Star_MVP.img</w:t>
+      </w:r>
+    </w:p>
+    <w:p>
+      <w:pPr>
+        <w:pStyle w:val="Normal"/>
+        <w:spacing w:before="0" w:after="283"/>
+        <w:ind w:left="720" w:hanging="0"/>
+        <w:rPr>
+          <w:rFonts w:ascii="Liberation Sans" w:hAnsi="Liberation Sans"/>
+          <w:b/>
+          <w:b/>
+          <w:bCs/>
+          <w:color w:val="00A933"/>
+          <w:highlight w:val="none"/>
+          <w:shd w:fill="auto" w:val="clear"/>
+        </w:rPr>
+      </w:pPr>
+      <w:r>
+        <w:rPr>
+          <w:rStyle w:val="SourceText"/>
+          <w:rFonts w:ascii="Liberation Sans" w:hAnsi="Liberation Sans"/>
+          <w:b/>
+          <w:bCs/>
+          <w:color w:val="00A933"/>
+          <w:sz w:val="24"/>
+          <w:szCs w:val="24"/>
+          <w:shd w:fill="auto" w:val="clear"/>
+        </w:rPr>
+        <w:t>02784de6c4ff2fa5c4018e97d851c6fea2f9205efc7b244bb1526b7037bea553  2024_04_30_Pi-Star_MVP.img</w:t>
+      </w:r>
+    </w:p>
+    <w:p>
+      <w:pPr>
+        <w:pStyle w:val="Normal"/>
+        <w:rPr/>
+      </w:pPr>
+      <w:r>
+        <w:rPr/>
+      </w:r>
+    </w:p>
+    <w:p>
+      <w:pPr>
+        <w:pStyle w:val="Normal"/>
         <w:numPr>
           <w:ilvl w:val="0"/>
           <w:numId w:val="3"/>
         </w:numPr>
+        <w:rPr/>
       </w:pPr>
       <w:r>
         <w:rPr>
@@ -292,48 +649,324 @@
         <w:t>Later, Re-Verify Against the Saved Hash:</w:t>
       </w:r>
       <w:r>
+        <w:rPr/>
         <w:t xml:space="preserve"> </w:t>
       </w:r>
     </w:p>
     <w:p>
-      <w:proofErr w:type="spellStart"/>
-      <w:r>
-        <w:t>shasum</w:t>
-      </w:r>
-      <w:proofErr w:type="spellEnd"/>
-      <w:r>
-        <w:t xml:space="preserve"> -a 256 -c /path/to/saved_hash.txt</w:t>
-      </w:r>
-    </w:p>
-    <w:p>
-      <w:r>
-        <w:lastRenderedPageBreak/>
+      <w:pPr>
+        <w:pStyle w:val="Normal"/>
+        <w:rPr/>
+      </w:pPr>
+      <w:r>
+        <w:rPr/>
+      </w:r>
+    </w:p>
+    <w:p>
+      <w:pPr>
+        <w:pStyle w:val="Normal"/>
+        <w:rPr/>
+      </w:pPr>
+      <w:r>
+        <w:rPr/>
         <w:t>If the hash matches, the image is intact and unchanged.</w:t>
       </w:r>
     </w:p>
     <w:p>
-      <w:r>
+      <w:pPr>
+        <w:pStyle w:val="Normal"/>
+        <w:rPr/>
+      </w:pPr>
+      <w:r>
+        <w:rPr/>
         <w:t>By verifying your backup, you ensure that it can be safely used to restore your Pi without encountering hidden file corruption.</w:t>
       </w:r>
     </w:p>
-    <w:p/>
-    <w:p/>
+    <w:p>
+      <w:pPr>
+        <w:pStyle w:val="Normal"/>
+        <w:rPr/>
+      </w:pPr>
+      <w:r>
+        <w:rPr/>
+      </w:r>
+    </w:p>
+    <w:p>
+      <w:pPr>
+        <w:pStyle w:val="Normal"/>
+        <w:rPr/>
+      </w:pPr>
+      <w:r>
+        <w:rPr/>
+      </w:r>
+    </w:p>
+    <w:p>
+      <w:pPr>
+        <w:pStyle w:val="Normal"/>
+        <w:spacing w:before="0" w:after="160"/>
+        <w:rPr/>
+      </w:pPr>
+      <w:r>
+        <w:rPr/>
+      </w:r>
+    </w:p>
     <w:sectPr>
+      <w:type w:val="nextPage"/>
       <w:pgSz w:w="12240" w:h="15840"/>
-      <w:pgMar w:top="1440" w:right="1440" w:bottom="1440" w:left="1440" w:header="720" w:footer="720" w:gutter="0"/>
-      <w:cols w:space="720"/>
-      <w:docGrid w:linePitch="360"/>
+      <w:pgMar w:left="1440" w:right="1440" w:gutter="0" w:header="0" w:top="1440" w:footer="0" w:bottom="1440"/>
+      <w:pgNumType w:fmt="decimal"/>
+      <w:formProt w:val="false"/>
+      <w:textDirection w:val="lrTb"/>
+      <w:docGrid w:type="default" w:linePitch="360" w:charSpace="0"/>
     </w:sectPr>
   </w:body>
 </w:document>
 </file>
 
 <file path=word/numbering.xml><?xml version="1.0" encoding="utf-8"?>
-<w:numbering xmlns:wpc="http://schemas.microsoft.com/office/word/2010/wordprocessingCanvas" xmlns:cx="http://schemas.microsoft.com/office/drawing/2014/chartex" xmlns:cx1="http://schemas.microsoft.com/office/drawing/2015/9/8/chartex" xmlns:cx2="http://schemas.microsoft.com/office/drawing/2015/10/21/chartex" xmlns:cx3="http://schemas.microsoft.com/office/drawing/2016/5/9/chartex" xmlns:cx4="http://schemas.microsoft.com/office/drawing/2016/5/10/chartex" xmlns:cx5="http://schemas.microsoft.com/office/drawing/2016/5/11/chartex" xmlns:cx6="http://schemas.microsoft.com/office/drawing/2016/5/12/chartex" xmlns:cx7="http://schemas.microsoft.com/office/drawing/2016/5/13/chartex" xmlns:cx8="http://schemas.microsoft.com/office/drawing/2016/5/14/chartex" xmlns:mc="http://schemas.openxmlformats.org/markup-compatibility/2006" xmlns:aink="http://schemas.microsoft.com/office/drawing/2016/ink" xmlns:am3d="http://schemas.microsoft.com/office/drawing/2017/model3d" xmlns:o="urn:schemas-microsoft-com:office:office" xmlns:oel="http://schemas.microsoft.com/office/2019/extlst" xmlns:r="http://schemas.openxmlformats.org/officeDocument/2006/relationships" xmlns:m="http://schemas.openxmlformats.org/officeDocument/2006/math" xmlns:v="urn:schemas-microsoft-com:vml" xmlns:wp14="http://schemas.microsoft.com/office/word/2010/wordprocessingDrawing" xmlns:wp="http://schemas.openxmlformats.org/drawingml/2006/wordprocessingDrawing" xmlns:w10="urn:schemas-microsoft-com:office:word" xmlns:w="http://schemas.openxmlformats.org/wordprocessingml/2006/main" xmlns:w14="http://schemas.microsoft.com/office/word/2010/wordml" xmlns:w15="http://schemas.microsoft.com/office/word/2012/wordml" xmlns:w16cex="http://schemas.microsoft.com/office/word/2018/wordml/cex" xmlns:w16cid="http://schemas.microsoft.com/office/word/2016/wordml/cid" xmlns:w16="http://schemas.microsoft.com/office/word/2018/wordml" xmlns:w16du="http://schemas.microsoft.com/office/word/2023/wordml/word16du" xmlns:w16sdtdh="http://schemas.microsoft.com/office/word/2020/wordml/sdtdatahash" xmlns:w16sdtfl="http://schemas.microsoft.com/office/word/2024/wordml/sdtformatlock" xmlns:w16se="http://schemas.microsoft.com/office/word/2015/wordml/symex" xmlns:wpg="http://schemas.microsoft.com/office/word/2010/wordprocessingGroup" xmlns:wpi="http://schemas.microsoft.com/office/word/2010/wordprocessingInk" xmlns:wne="http://schemas.microsoft.com/office/word/2006/wordml" xmlns:wps="http://schemas.microsoft.com/office/word/2010/wordprocessingShape" mc:Ignorable="w14 w15 w16se w16cid w16 w16cex w16sdtdh w16sdtfl w16du wp14">
-  <w:abstractNum w:abstractNumId="0" w15:restartNumberingAfterBreak="0">
-    <w:nsid w:val="03087229"/>
-    <w:multiLevelType w:val="multilevel"/>
-    <w:tmpl w:val="AB06A7B8"/>
+<w:numbering xmlns:w="http://schemas.openxmlformats.org/wordprocessingml/2006/main" xmlns:o="urn:schemas-microsoft-com:office:office" xmlns:r="http://schemas.openxmlformats.org/officeDocument/2006/relationships" xmlns:v="urn:schemas-microsoft-com:vml" xmlns:mc="http://schemas.openxmlformats.org/markup-compatibility/2006" xmlns:w14="http://schemas.microsoft.com/office/word/2010/wordml" mc:Ignorable="w14">
+  <w:abstractNum w:abstractNumId="1">
+    <w:lvl w:ilvl="0">
+      <w:start w:val="1"/>
+      <w:numFmt w:val="decimal"/>
+      <w:lvlText w:val="%1."/>
+      <w:lvlJc w:val="left"/>
+      <w:pPr>
+        <w:tabs>
+          <w:tab w:val="num" w:pos="720"/>
+        </w:tabs>
+        <w:ind w:left="720" w:hanging="360"/>
+      </w:pPr>
+      <w:rPr/>
+    </w:lvl>
+    <w:lvl w:ilvl="1">
+      <w:start w:val="1"/>
+      <w:numFmt w:val="bullet"/>
+      <w:lvlText w:val="o"/>
+      <w:lvlJc w:val="left"/>
+      <w:pPr>
+        <w:tabs>
+          <w:tab w:val="num" w:pos="1440"/>
+        </w:tabs>
+        <w:ind w:left="1440" w:hanging="360"/>
+      </w:pPr>
+      <w:rPr>
+        <w:rFonts w:ascii="Courier New" w:hAnsi="Courier New" w:cs="Courier New" w:hint="default"/>
+        <w:sz w:val="20"/>
+      </w:rPr>
+    </w:lvl>
+    <w:lvl w:ilvl="2">
+      <w:start w:val="1"/>
+      <w:numFmt w:val="decimal"/>
+      <w:lvlText w:val="%3."/>
+      <w:lvlJc w:val="left"/>
+      <w:pPr>
+        <w:tabs>
+          <w:tab w:val="num" w:pos="2160"/>
+        </w:tabs>
+        <w:ind w:left="2160" w:hanging="360"/>
+      </w:pPr>
+      <w:rPr/>
+    </w:lvl>
+    <w:lvl w:ilvl="3">
+      <w:start w:val="1"/>
+      <w:numFmt w:val="decimal"/>
+      <w:lvlText w:val="%4."/>
+      <w:lvlJc w:val="left"/>
+      <w:pPr>
+        <w:tabs>
+          <w:tab w:val="num" w:pos="2880"/>
+        </w:tabs>
+        <w:ind w:left="2880" w:hanging="360"/>
+      </w:pPr>
+      <w:rPr/>
+    </w:lvl>
+    <w:lvl w:ilvl="4">
+      <w:start w:val="1"/>
+      <w:numFmt w:val="decimal"/>
+      <w:lvlText w:val="%5."/>
+      <w:lvlJc w:val="left"/>
+      <w:pPr>
+        <w:tabs>
+          <w:tab w:val="num" w:pos="3600"/>
+        </w:tabs>
+        <w:ind w:left="3600" w:hanging="360"/>
+      </w:pPr>
+      <w:rPr/>
+    </w:lvl>
+    <w:lvl w:ilvl="5">
+      <w:start w:val="1"/>
+      <w:numFmt w:val="decimal"/>
+      <w:lvlText w:val="%6."/>
+      <w:lvlJc w:val="left"/>
+      <w:pPr>
+        <w:tabs>
+          <w:tab w:val="num" w:pos="4320"/>
+        </w:tabs>
+        <w:ind w:left="4320" w:hanging="360"/>
+      </w:pPr>
+      <w:rPr/>
+    </w:lvl>
+    <w:lvl w:ilvl="6">
+      <w:start w:val="1"/>
+      <w:numFmt w:val="decimal"/>
+      <w:lvlText w:val="%7."/>
+      <w:lvlJc w:val="left"/>
+      <w:pPr>
+        <w:tabs>
+          <w:tab w:val="num" w:pos="5040"/>
+        </w:tabs>
+        <w:ind w:left="5040" w:hanging="360"/>
+      </w:pPr>
+      <w:rPr/>
+    </w:lvl>
+    <w:lvl w:ilvl="7">
+      <w:start w:val="1"/>
+      <w:numFmt w:val="decimal"/>
+      <w:lvlText w:val="%8."/>
+      <w:lvlJc w:val="left"/>
+      <w:pPr>
+        <w:tabs>
+          <w:tab w:val="num" w:pos="5760"/>
+        </w:tabs>
+        <w:ind w:left="5760" w:hanging="360"/>
+      </w:pPr>
+      <w:rPr/>
+    </w:lvl>
+    <w:lvl w:ilvl="8">
+      <w:start w:val="1"/>
+      <w:numFmt w:val="decimal"/>
+      <w:lvlText w:val="%9."/>
+      <w:lvlJc w:val="left"/>
+      <w:pPr>
+        <w:tabs>
+          <w:tab w:val="num" w:pos="6480"/>
+        </w:tabs>
+        <w:ind w:left="6480" w:hanging="360"/>
+      </w:pPr>
+      <w:rPr/>
+    </w:lvl>
+  </w:abstractNum>
+  <w:abstractNum w:abstractNumId="2">
+    <w:lvl w:ilvl="0">
+      <w:start w:val="1"/>
+      <w:numFmt w:val="decimal"/>
+      <w:lvlText w:val="%1."/>
+      <w:lvlJc w:val="left"/>
+      <w:pPr>
+        <w:tabs>
+          <w:tab w:val="num" w:pos="720"/>
+        </w:tabs>
+        <w:ind w:left="720" w:hanging="360"/>
+      </w:pPr>
+      <w:rPr/>
+    </w:lvl>
+    <w:lvl w:ilvl="1">
+      <w:start w:val="1"/>
+      <w:numFmt w:val="decimal"/>
+      <w:lvlText w:val="%2."/>
+      <w:lvlJc w:val="left"/>
+      <w:pPr>
+        <w:tabs>
+          <w:tab w:val="num" w:pos="1440"/>
+        </w:tabs>
+        <w:ind w:left="1440" w:hanging="360"/>
+      </w:pPr>
+      <w:rPr/>
+    </w:lvl>
+    <w:lvl w:ilvl="2">
+      <w:start w:val="1"/>
+      <w:numFmt w:val="decimal"/>
+      <w:lvlText w:val="%3."/>
+      <w:lvlJc w:val="left"/>
+      <w:pPr>
+        <w:tabs>
+          <w:tab w:val="num" w:pos="2160"/>
+        </w:tabs>
+        <w:ind w:left="2160" w:hanging="360"/>
+      </w:pPr>
+      <w:rPr/>
+    </w:lvl>
+    <w:lvl w:ilvl="3">
+      <w:start w:val="1"/>
+      <w:numFmt w:val="decimal"/>
+      <w:lvlText w:val="%4."/>
+      <w:lvlJc w:val="left"/>
+      <w:pPr>
+        <w:tabs>
+          <w:tab w:val="num" w:pos="2880"/>
+        </w:tabs>
+        <w:ind w:left="2880" w:hanging="360"/>
+      </w:pPr>
+      <w:rPr/>
+    </w:lvl>
+    <w:lvl w:ilvl="4">
+      <w:start w:val="1"/>
+      <w:numFmt w:val="decimal"/>
+      <w:lvlText w:val="%5."/>
+      <w:lvlJc w:val="left"/>
+      <w:pPr>
+        <w:tabs>
+          <w:tab w:val="num" w:pos="3600"/>
+        </w:tabs>
+        <w:ind w:left="3600" w:hanging="360"/>
+      </w:pPr>
+      <w:rPr/>
+    </w:lvl>
+    <w:lvl w:ilvl="5">
+      <w:start w:val="1"/>
+      <w:numFmt w:val="decimal"/>
+      <w:lvlText w:val="%6."/>
+      <w:lvlJc w:val="left"/>
+      <w:pPr>
+        <w:tabs>
+          <w:tab w:val="num" w:pos="4320"/>
+        </w:tabs>
+        <w:ind w:left="4320" w:hanging="360"/>
+      </w:pPr>
+      <w:rPr/>
+    </w:lvl>
+    <w:lvl w:ilvl="6">
+      <w:start w:val="1"/>
+      <w:numFmt w:val="decimal"/>
+      <w:lvlText w:val="%7."/>
+      <w:lvlJc w:val="left"/>
+      <w:pPr>
+        <w:tabs>
+          <w:tab w:val="num" w:pos="5040"/>
+        </w:tabs>
+        <w:ind w:left="5040" w:hanging="360"/>
+      </w:pPr>
+      <w:rPr/>
+    </w:lvl>
+    <w:lvl w:ilvl="7">
+      <w:start w:val="1"/>
+      <w:numFmt w:val="decimal"/>
+      <w:lvlText w:val="%8."/>
+      <w:lvlJc w:val="left"/>
+      <w:pPr>
+        <w:tabs>
+          <w:tab w:val="num" w:pos="5760"/>
+        </w:tabs>
+        <w:ind w:left="5760" w:hanging="360"/>
+      </w:pPr>
+      <w:rPr/>
+    </w:lvl>
+    <w:lvl w:ilvl="8">
+      <w:start w:val="1"/>
+      <w:numFmt w:val="decimal"/>
+      <w:lvlText w:val="%9."/>
+      <w:lvlJc w:val="left"/>
+      <w:pPr>
+        <w:tabs>
+          <w:tab w:val="num" w:pos="6480"/>
+        </w:tabs>
+        <w:ind w:left="6480" w:hanging="360"/>
+      </w:pPr>
+      <w:rPr/>
+    </w:lvl>
+  </w:abstractNum>
+  <w:abstractNum w:abstractNumId="3">
     <w:lvl w:ilvl="0">
       <w:start w:val="2"/>
       <w:numFmt w:val="decimal"/>
@@ -345,8 +978,9 @@
         </w:tabs>
         <w:ind w:left="720" w:hanging="360"/>
       </w:pPr>
-    </w:lvl>
-    <w:lvl w:ilvl="1" w:tentative="1">
+      <w:rPr/>
+    </w:lvl>
+    <w:lvl w:ilvl="1">
       <w:start w:val="1"/>
       <w:numFmt w:val="decimal"/>
       <w:lvlText w:val="%2."/>
@@ -357,8 +991,9 @@
         </w:tabs>
         <w:ind w:left="1440" w:hanging="360"/>
       </w:pPr>
-    </w:lvl>
-    <w:lvl w:ilvl="2" w:tentative="1">
+      <w:rPr/>
+    </w:lvl>
+    <w:lvl w:ilvl="2">
       <w:start w:val="1"/>
       <w:numFmt w:val="decimal"/>
       <w:lvlText w:val="%3."/>
@@ -369,8 +1004,9 @@
         </w:tabs>
         <w:ind w:left="2160" w:hanging="360"/>
       </w:pPr>
-    </w:lvl>
-    <w:lvl w:ilvl="3" w:tentative="1">
+      <w:rPr/>
+    </w:lvl>
+    <w:lvl w:ilvl="3">
       <w:start w:val="1"/>
       <w:numFmt w:val="decimal"/>
       <w:lvlText w:val="%4."/>
@@ -381,8 +1017,9 @@
         </w:tabs>
         <w:ind w:left="2880" w:hanging="360"/>
       </w:pPr>
-    </w:lvl>
-    <w:lvl w:ilvl="4" w:tentative="1">
+      <w:rPr/>
+    </w:lvl>
+    <w:lvl w:ilvl="4">
       <w:start w:val="1"/>
       <w:numFmt w:val="decimal"/>
       <w:lvlText w:val="%5."/>
@@ -393,8 +1030,9 @@
         </w:tabs>
         <w:ind w:left="3600" w:hanging="360"/>
       </w:pPr>
-    </w:lvl>
-    <w:lvl w:ilvl="5" w:tentative="1">
+      <w:rPr/>
+    </w:lvl>
+    <w:lvl w:ilvl="5">
       <w:start w:val="1"/>
       <w:numFmt w:val="decimal"/>
       <w:lvlText w:val="%6."/>
@@ -405,8 +1043,9 @@
         </w:tabs>
         <w:ind w:left="4320" w:hanging="360"/>
       </w:pPr>
-    </w:lvl>
-    <w:lvl w:ilvl="6" w:tentative="1">
+      <w:rPr/>
+    </w:lvl>
+    <w:lvl w:ilvl="6">
       <w:start w:val="1"/>
       <w:numFmt w:val="decimal"/>
       <w:lvlText w:val="%7."/>
@@ -417,8 +1056,9 @@
         </w:tabs>
         <w:ind w:left="5040" w:hanging="360"/>
       </w:pPr>
-    </w:lvl>
-    <w:lvl w:ilvl="7" w:tentative="1">
+      <w:rPr/>
+    </w:lvl>
+    <w:lvl w:ilvl="7">
       <w:start w:val="1"/>
       <w:numFmt w:val="decimal"/>
       <w:lvlText w:val="%8."/>
@@ -429,8 +1069,9 @@
         </w:tabs>
         <w:ind w:left="5760" w:hanging="360"/>
       </w:pPr>
-    </w:lvl>
-    <w:lvl w:ilvl="8" w:tentative="1">
+      <w:rPr/>
+    </w:lvl>
+    <w:lvl w:ilvl="8">
       <w:start w:val="1"/>
       <w:numFmt w:val="decimal"/>
       <w:lvlText w:val="%9."/>
@@ -441,256 +1082,149 @@
         </w:tabs>
         <w:ind w:left="6480" w:hanging="360"/>
       </w:pPr>
+      <w:rPr/>
     </w:lvl>
   </w:abstractNum>
-  <w:abstractNum w:abstractNumId="1" w15:restartNumberingAfterBreak="0">
-    <w:nsid w:val="61CD2F32"/>
-    <w:multiLevelType w:val="multilevel"/>
-    <w:tmpl w:val="8B8265EA"/>
+  <w:abstractNum w:abstractNumId="4">
     <w:lvl w:ilvl="0">
       <w:start w:val="1"/>
-      <w:numFmt w:val="decimal"/>
-      <w:lvlText w:val="%1."/>
-      <w:lvlJc w:val="left"/>
-      <w:pPr>
-        <w:tabs>
-          <w:tab w:val="num" w:pos="720"/>
-        </w:tabs>
-        <w:ind w:left="720" w:hanging="360"/>
+      <w:numFmt w:val="none"/>
+      <w:suff w:val="nothing"/>
+      <w:lvlText w:val=""/>
+      <w:lvlJc w:val="left"/>
+      <w:pPr>
+        <w:tabs>
+          <w:tab w:val="num" w:pos="0"/>
+        </w:tabs>
+        <w:ind w:left="0" w:hanging="0"/>
       </w:pPr>
     </w:lvl>
     <w:lvl w:ilvl="1">
       <w:start w:val="1"/>
-      <w:numFmt w:val="bullet"/>
-      <w:lvlText w:val="o"/>
-      <w:lvlJc w:val="left"/>
-      <w:pPr>
-        <w:tabs>
-          <w:tab w:val="num" w:pos="1440"/>
-        </w:tabs>
-        <w:ind w:left="1440" w:hanging="360"/>
-      </w:pPr>
-      <w:rPr>
-        <w:rFonts w:ascii="Courier New" w:hAnsi="Courier New" w:hint="default"/>
-        <w:sz w:val="20"/>
-      </w:rPr>
-    </w:lvl>
-    <w:lvl w:ilvl="2" w:tentative="1">
-      <w:start w:val="1"/>
-      <w:numFmt w:val="decimal"/>
-      <w:lvlText w:val="%3."/>
-      <w:lvlJc w:val="left"/>
-      <w:pPr>
-        <w:tabs>
-          <w:tab w:val="num" w:pos="2160"/>
-        </w:tabs>
-        <w:ind w:left="2160" w:hanging="360"/>
-      </w:pPr>
-    </w:lvl>
-    <w:lvl w:ilvl="3" w:tentative="1">
-      <w:start w:val="1"/>
-      <w:numFmt w:val="decimal"/>
-      <w:lvlText w:val="%4."/>
-      <w:lvlJc w:val="left"/>
-      <w:pPr>
-        <w:tabs>
-          <w:tab w:val="num" w:pos="2880"/>
-        </w:tabs>
-        <w:ind w:left="2880" w:hanging="360"/>
-      </w:pPr>
-    </w:lvl>
-    <w:lvl w:ilvl="4" w:tentative="1">
-      <w:start w:val="1"/>
-      <w:numFmt w:val="decimal"/>
-      <w:lvlText w:val="%5."/>
-      <w:lvlJc w:val="left"/>
-      <w:pPr>
-        <w:tabs>
-          <w:tab w:val="num" w:pos="3600"/>
-        </w:tabs>
-        <w:ind w:left="3600" w:hanging="360"/>
-      </w:pPr>
-    </w:lvl>
-    <w:lvl w:ilvl="5" w:tentative="1">
-      <w:start w:val="1"/>
-      <w:numFmt w:val="decimal"/>
-      <w:lvlText w:val="%6."/>
-      <w:lvlJc w:val="left"/>
-      <w:pPr>
-        <w:tabs>
-          <w:tab w:val="num" w:pos="4320"/>
-        </w:tabs>
-        <w:ind w:left="4320" w:hanging="360"/>
-      </w:pPr>
-    </w:lvl>
-    <w:lvl w:ilvl="6" w:tentative="1">
-      <w:start w:val="1"/>
-      <w:numFmt w:val="decimal"/>
-      <w:lvlText w:val="%7."/>
-      <w:lvlJc w:val="left"/>
-      <w:pPr>
-        <w:tabs>
-          <w:tab w:val="num" w:pos="5040"/>
-        </w:tabs>
-        <w:ind w:left="5040" w:hanging="360"/>
-      </w:pPr>
-    </w:lvl>
-    <w:lvl w:ilvl="7" w:tentative="1">
-      <w:start w:val="1"/>
-      <w:numFmt w:val="decimal"/>
-      <w:lvlText w:val="%8."/>
-      <w:lvlJc w:val="left"/>
-      <w:pPr>
-        <w:tabs>
-          <w:tab w:val="num" w:pos="5760"/>
-        </w:tabs>
-        <w:ind w:left="5760" w:hanging="360"/>
-      </w:pPr>
-    </w:lvl>
-    <w:lvl w:ilvl="8" w:tentative="1">
-      <w:start w:val="1"/>
-      <w:numFmt w:val="decimal"/>
-      <w:lvlText w:val="%9."/>
-      <w:lvlJc w:val="left"/>
-      <w:pPr>
-        <w:tabs>
-          <w:tab w:val="num" w:pos="6480"/>
-        </w:tabs>
-        <w:ind w:left="6480" w:hanging="360"/>
+      <w:numFmt w:val="none"/>
+      <w:suff w:val="nothing"/>
+      <w:lvlText w:val=""/>
+      <w:lvlJc w:val="left"/>
+      <w:pPr>
+        <w:tabs>
+          <w:tab w:val="num" w:pos="0"/>
+        </w:tabs>
+        <w:ind w:left="0" w:hanging="0"/>
+      </w:pPr>
+    </w:lvl>
+    <w:lvl w:ilvl="2">
+      <w:start w:val="1"/>
+      <w:numFmt w:val="none"/>
+      <w:suff w:val="nothing"/>
+      <w:lvlText w:val=""/>
+      <w:lvlJc w:val="left"/>
+      <w:pPr>
+        <w:tabs>
+          <w:tab w:val="num" w:pos="0"/>
+        </w:tabs>
+        <w:ind w:left="0" w:hanging="0"/>
+      </w:pPr>
+    </w:lvl>
+    <w:lvl w:ilvl="3">
+      <w:start w:val="1"/>
+      <w:numFmt w:val="none"/>
+      <w:suff w:val="nothing"/>
+      <w:lvlText w:val=""/>
+      <w:lvlJc w:val="left"/>
+      <w:pPr>
+        <w:tabs>
+          <w:tab w:val="num" w:pos="0"/>
+        </w:tabs>
+        <w:ind w:left="0" w:hanging="0"/>
+      </w:pPr>
+    </w:lvl>
+    <w:lvl w:ilvl="4">
+      <w:start w:val="1"/>
+      <w:numFmt w:val="none"/>
+      <w:suff w:val="nothing"/>
+      <w:lvlText w:val=""/>
+      <w:lvlJc w:val="left"/>
+      <w:pPr>
+        <w:tabs>
+          <w:tab w:val="num" w:pos="0"/>
+        </w:tabs>
+        <w:ind w:left="0" w:hanging="0"/>
+      </w:pPr>
+    </w:lvl>
+    <w:lvl w:ilvl="5">
+      <w:start w:val="1"/>
+      <w:numFmt w:val="none"/>
+      <w:suff w:val="nothing"/>
+      <w:lvlText w:val=""/>
+      <w:lvlJc w:val="left"/>
+      <w:pPr>
+        <w:tabs>
+          <w:tab w:val="num" w:pos="0"/>
+        </w:tabs>
+        <w:ind w:left="0" w:hanging="0"/>
+      </w:pPr>
+    </w:lvl>
+    <w:lvl w:ilvl="6">
+      <w:start w:val="1"/>
+      <w:numFmt w:val="none"/>
+      <w:suff w:val="nothing"/>
+      <w:lvlText w:val=""/>
+      <w:lvlJc w:val="left"/>
+      <w:pPr>
+        <w:tabs>
+          <w:tab w:val="num" w:pos="0"/>
+        </w:tabs>
+        <w:ind w:left="0" w:hanging="0"/>
+      </w:pPr>
+    </w:lvl>
+    <w:lvl w:ilvl="7">
+      <w:start w:val="1"/>
+      <w:numFmt w:val="none"/>
+      <w:suff w:val="nothing"/>
+      <w:lvlText w:val=""/>
+      <w:lvlJc w:val="left"/>
+      <w:pPr>
+        <w:tabs>
+          <w:tab w:val="num" w:pos="0"/>
+        </w:tabs>
+        <w:ind w:left="0" w:hanging="0"/>
+      </w:pPr>
+    </w:lvl>
+    <w:lvl w:ilvl="8">
+      <w:start w:val="1"/>
+      <w:numFmt w:val="none"/>
+      <w:suff w:val="nothing"/>
+      <w:lvlText w:val=""/>
+      <w:lvlJc w:val="left"/>
+      <w:pPr>
+        <w:tabs>
+          <w:tab w:val="num" w:pos="0"/>
+        </w:tabs>
+        <w:ind w:left="0" w:hanging="0"/>
       </w:pPr>
     </w:lvl>
   </w:abstractNum>
-  <w:abstractNum w:abstractNumId="2" w15:restartNumberingAfterBreak="0">
-    <w:nsid w:val="704A0DE9"/>
-    <w:multiLevelType w:val="multilevel"/>
-    <w:tmpl w:val="9D345800"/>
-    <w:lvl w:ilvl="0">
-      <w:start w:val="1"/>
-      <w:numFmt w:val="decimal"/>
-      <w:lvlText w:val="%1."/>
-      <w:lvlJc w:val="left"/>
-      <w:pPr>
-        <w:tabs>
-          <w:tab w:val="num" w:pos="720"/>
-        </w:tabs>
-        <w:ind w:left="720" w:hanging="360"/>
-      </w:pPr>
-    </w:lvl>
-    <w:lvl w:ilvl="1" w:tentative="1">
-      <w:start w:val="1"/>
-      <w:numFmt w:val="decimal"/>
-      <w:lvlText w:val="%2."/>
-      <w:lvlJc w:val="left"/>
-      <w:pPr>
-        <w:tabs>
-          <w:tab w:val="num" w:pos="1440"/>
-        </w:tabs>
-        <w:ind w:left="1440" w:hanging="360"/>
-      </w:pPr>
-    </w:lvl>
-    <w:lvl w:ilvl="2" w:tentative="1">
-      <w:start w:val="1"/>
-      <w:numFmt w:val="decimal"/>
-      <w:lvlText w:val="%3."/>
-      <w:lvlJc w:val="left"/>
-      <w:pPr>
-        <w:tabs>
-          <w:tab w:val="num" w:pos="2160"/>
-        </w:tabs>
-        <w:ind w:left="2160" w:hanging="360"/>
-      </w:pPr>
-    </w:lvl>
-    <w:lvl w:ilvl="3" w:tentative="1">
-      <w:start w:val="1"/>
-      <w:numFmt w:val="decimal"/>
-      <w:lvlText w:val="%4."/>
-      <w:lvlJc w:val="left"/>
-      <w:pPr>
-        <w:tabs>
-          <w:tab w:val="num" w:pos="2880"/>
-        </w:tabs>
-        <w:ind w:left="2880" w:hanging="360"/>
-      </w:pPr>
-    </w:lvl>
-    <w:lvl w:ilvl="4" w:tentative="1">
-      <w:start w:val="1"/>
-      <w:numFmt w:val="decimal"/>
-      <w:lvlText w:val="%5."/>
-      <w:lvlJc w:val="left"/>
-      <w:pPr>
-        <w:tabs>
-          <w:tab w:val="num" w:pos="3600"/>
-        </w:tabs>
-        <w:ind w:left="3600" w:hanging="360"/>
-      </w:pPr>
-    </w:lvl>
-    <w:lvl w:ilvl="5" w:tentative="1">
-      <w:start w:val="1"/>
-      <w:numFmt w:val="decimal"/>
-      <w:lvlText w:val="%6."/>
-      <w:lvlJc w:val="left"/>
-      <w:pPr>
-        <w:tabs>
-          <w:tab w:val="num" w:pos="4320"/>
-        </w:tabs>
-        <w:ind w:left="4320" w:hanging="360"/>
-      </w:pPr>
-    </w:lvl>
-    <w:lvl w:ilvl="6" w:tentative="1">
-      <w:start w:val="1"/>
-      <w:numFmt w:val="decimal"/>
-      <w:lvlText w:val="%7."/>
-      <w:lvlJc w:val="left"/>
-      <w:pPr>
-        <w:tabs>
-          <w:tab w:val="num" w:pos="5040"/>
-        </w:tabs>
-        <w:ind w:left="5040" w:hanging="360"/>
-      </w:pPr>
-    </w:lvl>
-    <w:lvl w:ilvl="7" w:tentative="1">
-      <w:start w:val="1"/>
-      <w:numFmt w:val="decimal"/>
-      <w:lvlText w:val="%8."/>
-      <w:lvlJc w:val="left"/>
-      <w:pPr>
-        <w:tabs>
-          <w:tab w:val="num" w:pos="5760"/>
-        </w:tabs>
-        <w:ind w:left="5760" w:hanging="360"/>
-      </w:pPr>
-    </w:lvl>
-    <w:lvl w:ilvl="8" w:tentative="1">
-      <w:start w:val="1"/>
-      <w:numFmt w:val="decimal"/>
-      <w:lvlText w:val="%9."/>
-      <w:lvlJc w:val="left"/>
-      <w:pPr>
-        <w:tabs>
-          <w:tab w:val="num" w:pos="6480"/>
-        </w:tabs>
-        <w:ind w:left="6480" w:hanging="360"/>
-      </w:pPr>
-    </w:lvl>
-  </w:abstractNum>
-  <w:num w:numId="1" w16cid:durableId="722169669">
+  <w:num w:numId="1">
     <w:abstractNumId w:val="1"/>
   </w:num>
-  <w:num w:numId="2" w16cid:durableId="1097866798">
+  <w:num w:numId="2">
     <w:abstractNumId w:val="2"/>
   </w:num>
-  <w:num w:numId="3" w16cid:durableId="1608151857">
-    <w:abstractNumId w:val="0"/>
+  <w:num w:numId="3">
+    <w:abstractNumId w:val="3"/>
+  </w:num>
+  <w:num w:numId="4">
+    <w:abstractNumId w:val="4"/>
   </w:num>
 </w:numbering>
 </file>
 
 <file path=word/styles.xml><?xml version="1.0" encoding="utf-8"?>
-<w:styles xmlns:mc="http://schemas.openxmlformats.org/markup-compatibility/2006" xmlns:r="http://schemas.openxmlformats.org/officeDocument/2006/relationships" xmlns:w="http://schemas.openxmlformats.org/wordprocessingml/2006/main" xmlns:w14="http://schemas.microsoft.com/office/word/2010/wordml" xmlns:w15="http://schemas.microsoft.com/office/word/2012/wordml" xmlns:w16cex="http://schemas.microsoft.com/office/word/2018/wordml/cex" xmlns:w16cid="http://schemas.microsoft.com/office/word/2016/wordml/cid" xmlns:w16="http://schemas.microsoft.com/office/word/2018/wordml" xmlns:w16du="http://schemas.microsoft.com/office/word/2023/wordml/word16du" xmlns:w16sdtdh="http://schemas.microsoft.com/office/word/2020/wordml/sdtdatahash" xmlns:w16sdtfl="http://schemas.microsoft.com/office/word/2024/wordml/sdtformatlock" xmlns:w16se="http://schemas.microsoft.com/office/word/2015/wordml/symex" mc:Ignorable="w14 w15 w16se w16cid w16 w16cex w16sdtdh w16sdtfl w16du">
+<w:styles xmlns:w="http://schemas.openxmlformats.org/wordprocessingml/2006/main" xmlns:w14="http://schemas.microsoft.com/office/word/2010/wordml" xmlns:mc="http://schemas.openxmlformats.org/markup-compatibility/2006" mc:Ignorable="w14">
   <w:docDefaults>
     <w:rPrDefault>
       <w:rPr>
-        <w:rFonts w:asciiTheme="minorHAnsi" w:eastAsiaTheme="minorHAnsi" w:hAnsiTheme="minorHAnsi" w:cstheme="minorBidi"/>
+        <w:rFonts w:ascii="Aptos" w:hAnsi="Aptos" w:eastAsia="Aptos" w:cs="" w:asciiTheme="minorHAnsi" w:cstheme="minorBidi" w:eastAsiaTheme="minorHAnsi" w:hAnsiTheme="minorHAnsi"/>
         <w:kern w:val="2"/>
         <w:sz w:val="24"/>
         <w:szCs w:val="24"/>
@@ -700,21 +1234,21 @@
     </w:rPrDefault>
     <w:pPrDefault>
       <w:pPr>
-        <w:spacing w:after="160" w:line="278" w:lineRule="auto"/>
+        <w:suppressAutoHyphens w:val="true"/>
       </w:pPr>
     </w:pPrDefault>
   </w:docDefaults>
   <w:latentStyles w:defLockedState="0" w:defUIPriority="99" w:defSemiHidden="0" w:defUnhideWhenUsed="0" w:defQFormat="0" w:count="376">
     <w:lsdException w:name="Normal" w:uiPriority="0" w:qFormat="1"/>
     <w:lsdException w:name="heading 1" w:uiPriority="9" w:qFormat="1"/>
-    <w:lsdException w:name="heading 2" w:semiHidden="1" w:uiPriority="9" w:unhideWhenUsed="1" w:qFormat="1"/>
-    <w:lsdException w:name="heading 3" w:semiHidden="1" w:uiPriority="9" w:unhideWhenUsed="1" w:qFormat="1"/>
-    <w:lsdException w:name="heading 4" w:semiHidden="1" w:uiPriority="9" w:unhideWhenUsed="1" w:qFormat="1"/>
-    <w:lsdException w:name="heading 5" w:semiHidden="1" w:uiPriority="9" w:unhideWhenUsed="1" w:qFormat="1"/>
-    <w:lsdException w:name="heading 6" w:semiHidden="1" w:uiPriority="9" w:unhideWhenUsed="1" w:qFormat="1"/>
-    <w:lsdException w:name="heading 7" w:semiHidden="1" w:uiPriority="9" w:unhideWhenUsed="1" w:qFormat="1"/>
-    <w:lsdException w:name="heading 8" w:semiHidden="1" w:uiPriority="9" w:unhideWhenUsed="1" w:qFormat="1"/>
-    <w:lsdException w:name="heading 9" w:semiHidden="1" w:uiPriority="9" w:unhideWhenUsed="1" w:qFormat="1"/>
+    <w:lsdException w:name="heading 2" w:uiPriority="9" w:semiHidden="1" w:unhideWhenUsed="1" w:qFormat="1"/>
+    <w:lsdException w:name="heading 3" w:uiPriority="9" w:semiHidden="1" w:unhideWhenUsed="1" w:qFormat="1"/>
+    <w:lsdException w:name="heading 4" w:uiPriority="9" w:semiHidden="1" w:unhideWhenUsed="1" w:qFormat="1"/>
+    <w:lsdException w:name="heading 5" w:uiPriority="9" w:semiHidden="1" w:unhideWhenUsed="1" w:qFormat="1"/>
+    <w:lsdException w:name="heading 6" w:uiPriority="9" w:semiHidden="1" w:unhideWhenUsed="1" w:qFormat="1"/>
+    <w:lsdException w:name="heading 7" w:uiPriority="9" w:semiHidden="1" w:unhideWhenUsed="1" w:qFormat="1"/>
+    <w:lsdException w:name="heading 8" w:uiPriority="9" w:semiHidden="1" w:unhideWhenUsed="1" w:qFormat="1"/>
+    <w:lsdException w:name="heading 9" w:uiPriority="9" w:semiHidden="1" w:unhideWhenUsed="1" w:qFormat="1"/>
     <w:lsdException w:name="index 1" w:semiHidden="1" w:unhideWhenUsed="1"/>
     <w:lsdException w:name="index 2" w:semiHidden="1" w:unhideWhenUsed="1"/>
     <w:lsdException w:name="index 3" w:semiHidden="1" w:unhideWhenUsed="1"/>
@@ -724,22 +1258,22 @@
     <w:lsdException w:name="index 7" w:semiHidden="1" w:unhideWhenUsed="1"/>
     <w:lsdException w:name="index 8" w:semiHidden="1" w:unhideWhenUsed="1"/>
     <w:lsdException w:name="index 9" w:semiHidden="1" w:unhideWhenUsed="1"/>
-    <w:lsdException w:name="toc 1" w:semiHidden="1" w:uiPriority="39" w:unhideWhenUsed="1"/>
-    <w:lsdException w:name="toc 2" w:semiHidden="1" w:uiPriority="39" w:unhideWhenUsed="1"/>
-    <w:lsdException w:name="toc 3" w:semiHidden="1" w:uiPriority="39" w:unhideWhenUsed="1"/>
-    <w:lsdException w:name="toc 4" w:semiHidden="1" w:uiPriority="39" w:unhideWhenUsed="1"/>
-    <w:lsdException w:name="toc 5" w:semiHidden="1" w:uiPriority="39" w:unhideWhenUsed="1"/>
-    <w:lsdException w:name="toc 6" w:semiHidden="1" w:uiPriority="39" w:unhideWhenUsed="1"/>
-    <w:lsdException w:name="toc 7" w:semiHidden="1" w:uiPriority="39" w:unhideWhenUsed="1"/>
-    <w:lsdException w:name="toc 8" w:semiHidden="1" w:uiPriority="39" w:unhideWhenUsed="1"/>
-    <w:lsdException w:name="toc 9" w:semiHidden="1" w:uiPriority="39" w:unhideWhenUsed="1"/>
+    <w:lsdException w:name="toc 1" w:uiPriority="39" w:semiHidden="1" w:unhideWhenUsed="1"/>
+    <w:lsdException w:name="toc 2" w:uiPriority="39" w:semiHidden="1" w:unhideWhenUsed="1"/>
+    <w:lsdException w:name="toc 3" w:uiPriority="39" w:semiHidden="1" w:unhideWhenUsed="1"/>
+    <w:lsdException w:name="toc 4" w:uiPriority="39" w:semiHidden="1" w:unhideWhenUsed="1"/>
+    <w:lsdException w:name="toc 5" w:uiPriority="39" w:semiHidden="1" w:unhideWhenUsed="1"/>
+    <w:lsdException w:name="toc 6" w:uiPriority="39" w:semiHidden="1" w:unhideWhenUsed="1"/>
+    <w:lsdException w:name="toc 7" w:uiPriority="39" w:semiHidden="1" w:unhideWhenUsed="1"/>
+    <w:lsdException w:name="toc 8" w:uiPriority="39" w:semiHidden="1" w:unhideWhenUsed="1"/>
+    <w:lsdException w:name="toc 9" w:uiPriority="39" w:semiHidden="1" w:unhideWhenUsed="1"/>
     <w:lsdException w:name="Normal Indent" w:semiHidden="1" w:unhideWhenUsed="1"/>
     <w:lsdException w:name="footnote text" w:semiHidden="1" w:unhideWhenUsed="1"/>
     <w:lsdException w:name="annotation text" w:semiHidden="1" w:unhideWhenUsed="1"/>
     <w:lsdException w:name="header" w:semiHidden="1" w:unhideWhenUsed="1"/>
     <w:lsdException w:name="footer" w:semiHidden="1" w:unhideWhenUsed="1"/>
     <w:lsdException w:name="index heading" w:semiHidden="1" w:unhideWhenUsed="1"/>
-    <w:lsdException w:name="caption" w:semiHidden="1" w:uiPriority="35" w:unhideWhenUsed="1" w:qFormat="1"/>
+    <w:lsdException w:name="caption" w:uiPriority="35" w:semiHidden="1" w:unhideWhenUsed="1" w:qFormat="1"/>
     <w:lsdException w:name="table of figures" w:semiHidden="1" w:unhideWhenUsed="1"/>
     <w:lsdException w:name="envelope address" w:semiHidden="1" w:unhideWhenUsed="1"/>
     <w:lsdException w:name="envelope return" w:semiHidden="1" w:unhideWhenUsed="1"/>
@@ -770,7 +1304,7 @@
     <w:lsdException w:name="Title" w:uiPriority="10" w:qFormat="1"/>
     <w:lsdException w:name="Closing" w:semiHidden="1" w:unhideWhenUsed="1"/>
     <w:lsdException w:name="Signature" w:semiHidden="1" w:unhideWhenUsed="1"/>
-    <w:lsdException w:name="Default Paragraph Font" w:semiHidden="1" w:uiPriority="1" w:unhideWhenUsed="1"/>
+    <w:lsdException w:name="Default Paragraph Font" w:uiPriority="1" w:semiHidden="1" w:unhideWhenUsed="1"/>
     <w:lsdException w:name="Body Text" w:semiHidden="1" w:unhideWhenUsed="1"/>
     <w:lsdException w:name="Body Text Indent" w:semiHidden="1" w:unhideWhenUsed="1"/>
     <w:lsdException w:name="List Continue" w:semiHidden="1" w:unhideWhenUsed="1"/>
@@ -970,8 +1504,8 @@
     <w:lsdException w:name="Subtle Reference" w:uiPriority="31" w:qFormat="1"/>
     <w:lsdException w:name="Intense Reference" w:uiPriority="32" w:qFormat="1"/>
     <w:lsdException w:name="Book Title" w:uiPriority="33" w:qFormat="1"/>
-    <w:lsdException w:name="Bibliography" w:semiHidden="1" w:uiPriority="37" w:unhideWhenUsed="1"/>
-    <w:lsdException w:name="TOC Heading" w:semiHidden="1" w:uiPriority="39" w:unhideWhenUsed="1" w:qFormat="1"/>
+    <w:lsdException w:name="Bibliography" w:uiPriority="37" w:semiHidden="1" w:unhideWhenUsed="1"/>
+    <w:lsdException w:name="TOC Heading" w:uiPriority="39" w:semiHidden="1" w:unhideWhenUsed="1" w:qFormat="1"/>
     <w:lsdException w:name="Plain Table 1" w:uiPriority="41"/>
     <w:lsdException w:name="Plain Table 2" w:uiPriority="42"/>
     <w:lsdException w:name="Plain Table 3" w:uiPriority="43"/>
@@ -1082,33 +1616,48 @@
     <w:lsdException w:name="Unresolved Mention" w:semiHidden="1" w:unhideWhenUsed="1"/>
     <w:lsdException w:name="Smart Link" w:semiHidden="1" w:unhideWhenUsed="1"/>
   </w:latentStyles>
-  <w:style w:type="paragraph" w:default="1" w:styleId="Normal">
+  <w:style w:type="paragraph" w:styleId="Normal" w:default="1">
     <w:name w:val="Normal"/>
     <w:qFormat/>
+    <w:pPr>
+      <w:widowControl/>
+      <w:bidi w:val="0"/>
+      <w:spacing w:lineRule="auto" w:line="276" w:before="0" w:after="160"/>
+      <w:jc w:val="left"/>
+    </w:pPr>
+    <w:rPr>
+      <w:rFonts w:ascii="Aptos" w:hAnsi="Aptos" w:eastAsia="Aptos" w:cs="" w:asciiTheme="minorHAnsi" w:cstheme="minorBidi" w:eastAsiaTheme="minorHAnsi" w:hAnsiTheme="minorHAnsi"/>
+      <w:color w:val="auto"/>
+      <w:kern w:val="2"/>
+      <w:sz w:val="24"/>
+      <w:szCs w:val="24"/>
+      <w:lang w:val="en-US" w:eastAsia="en-US" w:bidi="ar-SA"/>
+      <w14:ligatures w14:val="standardContextual"/>
+    </w:rPr>
   </w:style>
   <w:style w:type="paragraph" w:styleId="Heading1">
-    <w:name w:val="heading 1"/>
+    <w:name w:val="Heading 1"/>
     <w:basedOn w:val="Normal"/>
     <w:next w:val="Normal"/>
     <w:link w:val="Heading1Char"/>
     <w:uiPriority w:val="9"/>
     <w:qFormat/>
-    <w:rsid w:val="00E477D1"/>
+    <w:rsid w:val="00e477d1"/>
     <w:pPr>
-      <w:keepNext/>
+      <w:keepNext w:val="true"/>
       <w:keepLines/>
       <w:spacing w:before="360" w:after="80"/>
       <w:outlineLvl w:val="0"/>
     </w:pPr>
     <w:rPr>
-      <w:rFonts w:asciiTheme="majorHAnsi" w:eastAsiaTheme="majorEastAsia" w:hAnsiTheme="majorHAnsi" w:cstheme="majorBidi"/>
-      <w:color w:val="0F4761" w:themeColor="accent1" w:themeShade="BF"/>
+      <w:rFonts w:ascii="Aptos Display" w:hAnsi="Aptos Display" w:eastAsia="" w:cs="" w:asciiTheme="majorHAnsi" w:cstheme="majorBidi" w:eastAsiaTheme="majorEastAsia" w:hAnsiTheme="majorHAnsi"/>
+      <w:color w:val="0F4761" w:themeColor="accent1" w:themeShade="bf"/>
       <w:sz w:val="40"/>
       <w:szCs w:val="40"/>
     </w:rPr>
   </w:style>
   <w:style w:type="paragraph" w:styleId="Heading2">
-    <w:name w:val="heading 2"/>
+    <w:name w:val="Heading 2"/>
     <w:basedOn w:val="Normal"/>
     <w:next w:val="Normal"/>
     <w:link w:val="Heading2Char"/>
@@ -1116,22 +1665,22 @@
     <w:semiHidden/>
     <w:unhideWhenUsed/>
     <w:qFormat/>
-    <w:rsid w:val="00E477D1"/>
+    <w:rsid w:val="00e477d1"/>
     <w:pPr>
-      <w:keepNext/>
+      <w:keepNext w:val="true"/>
       <w:keepLines/>
       <w:spacing w:before="160" w:after="80"/>
       <w:outlineLvl w:val="1"/>
     </w:pPr>
     <w:rPr>
-      <w:rFonts w:asciiTheme="majorHAnsi" w:eastAsiaTheme="majorEastAsia" w:hAnsiTheme="majorHAnsi" w:cstheme="majorBidi"/>
-      <w:color w:val="0F4761" w:themeColor="accent1" w:themeShade="BF"/>
+      <w:rFonts w:ascii="Aptos Display" w:hAnsi="Aptos Display" w:eastAsia="" w:cs="" w:asciiTheme="majorHAnsi" w:cstheme="majorBidi" w:eastAsiaTheme="majorEastAsia" w:hAnsiTheme="majorHAnsi"/>
+      <w:color w:val="0F4761" w:themeColor="accent1" w:themeShade="bf"/>
       <w:sz w:val="32"/>
       <w:szCs w:val="32"/>
     </w:rPr>
   </w:style>
   <w:style w:type="paragraph" w:styleId="Heading3">
-    <w:name w:val="heading 3"/>
+    <w:name w:val="Heading 3"/>
     <w:basedOn w:val="Normal"/>
     <w:next w:val="Normal"/>
     <w:link w:val="Heading3Char"/>
@@ -1139,22 +1688,22 @@
     <w:semiHidden/>
     <w:unhideWhenUsed/>
     <w:qFormat/>
-    <w:rsid w:val="00E477D1"/>
+    <w:rsid w:val="00e477d1"/>
     <w:pPr>
-      <w:keepNext/>
+      <w:keepNext w:val="true"/>
       <w:keepLines/>
       <w:spacing w:before="160" w:after="80"/>
       <w:outlineLvl w:val="2"/>
     </w:pPr>
     <w:rPr>
-      <w:rFonts w:eastAsiaTheme="majorEastAsia" w:cstheme="majorBidi"/>
-      <w:color w:val="0F4761" w:themeColor="accent1" w:themeShade="BF"/>
+      <w:rFonts w:eastAsia="" w:cs="" w:cstheme="majorBidi" w:eastAsiaTheme="majorEastAsia"/>
+      <w:color w:val="0F4761" w:themeColor="accent1" w:themeShade="bf"/>
       <w:sz w:val="28"/>
       <w:szCs w:val="28"/>
     </w:rPr>
   </w:style>
   <w:style w:type="paragraph" w:styleId="Heading4">
-    <w:name w:val="heading 4"/>
+    <w:name w:val="Heading 4"/>
     <w:basedOn w:val="Normal"/>
     <w:next w:val="Normal"/>
     <w:link w:val="Heading4Char"/>
@@ -1162,22 +1711,22 @@
     <w:semiHidden/>
     <w:unhideWhenUsed/>
     <w:qFormat/>
-    <w:rsid w:val="00E477D1"/>
+    <w:rsid w:val="00e477d1"/>
     <w:pPr>
-      <w:keepNext/>
+      <w:keepNext w:val="true"/>
       <w:keepLines/>
       <w:spacing w:before="80" w:after="40"/>
       <w:outlineLvl w:val="3"/>
     </w:pPr>
     <w:rPr>
-      <w:rFonts w:eastAsiaTheme="majorEastAsia" w:cstheme="majorBidi"/>
+      <w:rFonts w:eastAsia="" w:cs="" w:cstheme="majorBidi" w:eastAsiaTheme="majorEastAsia"/>
       <w:i/>
       <w:iCs/>
-      <w:color w:val="0F4761" w:themeColor="accent1" w:themeShade="BF"/>
+      <w:color w:val="0F4761" w:themeColor="accent1" w:themeShade="bf"/>
     </w:rPr>
   </w:style>
   <w:style w:type="paragraph" w:styleId="Heading5">
-    <w:name w:val="heading 5"/>
+    <w:name w:val="Heading 5"/>
     <w:basedOn w:val="Normal"/>
     <w:next w:val="Normal"/>
     <w:link w:val="Heading5Char"/>
@@ -1185,20 +1734,20 @@
     <w:semiHidden/>
     <w:unhideWhenUsed/>
     <w:qFormat/>
-    <w:rsid w:val="00E477D1"/>
+    <w:rsid w:val="00e477d1"/>
     <w:pPr>
-      <w:keepNext/>
+      <w:keepNext w:val="true"/>
       <w:keepLines/>
       <w:spacing w:before="80" w:after="40"/>
       <w:outlineLvl w:val="4"/>
     </w:pPr>
     <w:rPr>
-      <w:rFonts w:eastAsiaTheme="majorEastAsia" w:cstheme="majorBidi"/>
-      <w:color w:val="0F4761" w:themeColor="accent1" w:themeShade="BF"/>
+      <w:rFonts w:eastAsia="" w:cs="" w:cstheme="majorBidi" w:eastAsiaTheme="majorEastAsia"/>
+      <w:color w:val="0F4761" w:themeColor="accent1" w:themeShade="bf"/>
     </w:rPr>
   </w:style>
   <w:style w:type="paragraph" w:styleId="Heading6">
-    <w:name w:val="heading 6"/>
+    <w:name w:val="Heading 6"/>
     <w:basedOn w:val="Normal"/>
     <w:next w:val="Normal"/>
     <w:link w:val="Heading6Char"/>
@@ -1206,22 +1755,22 @@
     <w:semiHidden/>
     <w:unhideWhenUsed/>
     <w:qFormat/>
-    <w:rsid w:val="00E477D1"/>
+    <w:rsid w:val="00e477d1"/>
     <w:pPr>
-      <w:keepNext/>
+      <w:keepNext w:val="true"/>
       <w:keepLines/>
       <w:spacing w:before="40" w:after="0"/>
       <w:outlineLvl w:val="5"/>
     </w:pPr>
     <w:rPr>
-      <w:rFonts w:eastAsiaTheme="majorEastAsia" w:cstheme="majorBidi"/>
+      <w:rFonts w:eastAsia="" w:cs="" w:cstheme="majorBidi" w:eastAsiaTheme="majorEastAsia"/>
       <w:i/>
       <w:iCs/>
-      <w:color w:val="595959" w:themeColor="text1" w:themeTint="A6"/>
+      <w:color w:val="595959" w:themeColor="text1" w:themeTint="a6"/>
     </w:rPr>
   </w:style>
   <w:style w:type="paragraph" w:styleId="Heading7">
-    <w:name w:val="heading 7"/>
+    <w:name w:val="Heading 7"/>
     <w:basedOn w:val="Normal"/>
     <w:next w:val="Normal"/>
     <w:link w:val="Heading7Char"/>
@@ -1229,20 +1778,20 @@
     <w:semiHidden/>
     <w:unhideWhenUsed/>
     <w:qFormat/>
-    <w:rsid w:val="00E477D1"/>
+    <w:rsid w:val="00e477d1"/>
     <w:pPr>
-      <w:keepNext/>
+      <w:keepNext w:val="true"/>
       <w:keepLines/>
       <w:spacing w:before="40" w:after="0"/>
       <w:outlineLvl w:val="6"/>
     </w:pPr>
     <w:rPr>
-      <w:rFonts w:eastAsiaTheme="majorEastAsia" w:cstheme="majorBidi"/>
-      <w:color w:val="595959" w:themeColor="text1" w:themeTint="A6"/>
+      <w:rFonts w:eastAsia="" w:cs="" w:cstheme="majorBidi" w:eastAsiaTheme="majorEastAsia"/>
+      <w:color w:val="595959" w:themeColor="text1" w:themeTint="a6"/>
     </w:rPr>
   </w:style>
   <w:style w:type="paragraph" w:styleId="Heading8">
-    <w:name w:val="heading 8"/>
+    <w:name w:val="Heading 8"/>
     <w:basedOn w:val="Normal"/>
     <w:next w:val="Normal"/>
     <w:link w:val="Heading8Char"/>
@@ -1250,22 +1799,22 @@
     <w:semiHidden/>
     <w:unhideWhenUsed/>
     <w:qFormat/>
-    <w:rsid w:val="00E477D1"/>
+    <w:rsid w:val="00e477d1"/>
     <w:pPr>
-      <w:keepNext/>
+      <w:keepNext w:val="true"/>
       <w:keepLines/>
-      <w:spacing w:after="0"/>
+      <w:spacing w:before="0" w:after="0"/>
       <w:outlineLvl w:val="7"/>
     </w:pPr>
     <w:rPr>
-      <w:rFonts w:eastAsiaTheme="majorEastAsia" w:cstheme="majorBidi"/>
+      <w:rFonts w:eastAsia="" w:cs="" w:cstheme="majorBidi" w:eastAsiaTheme="majorEastAsia"/>
       <w:i/>
       <w:iCs/>
-      <w:color w:val="272727" w:themeColor="text1" w:themeTint="D8"/>
+      <w:color w:val="272727" w:themeColor="text1" w:themeTint="d8"/>
     </w:rPr>
   </w:style>
   <w:style w:type="paragraph" w:styleId="Heading9">
-    <w:name w:val="heading 9"/>
+    <w:name w:val="Heading 9"/>
     <w:basedOn w:val="Normal"/>
     <w:next w:val="Normal"/>
     <w:link w:val="Heading9Char"/>
@@ -1273,22 +1822,410 @@
     <w:semiHidden/>
     <w:unhideWhenUsed/>
     <w:qFormat/>
-    <w:rsid w:val="00E477D1"/>
+    <w:rsid w:val="00e477d1"/>
     <w:pPr>
-      <w:keepNext/>
+      <w:keepNext w:val="true"/>
       <w:keepLines/>
-      <w:spacing w:after="0"/>
+      <w:spacing w:before="0" w:after="0"/>
       <w:outlineLvl w:val="8"/>
     </w:pPr>
     <w:rPr>
-      <w:rFonts w:eastAsiaTheme="majorEastAsia" w:cstheme="majorBidi"/>
-      <w:color w:val="272727" w:themeColor="text1" w:themeTint="D8"/>
-    </w:rPr>
-  </w:style>
-  <w:style w:type="character" w:default="1" w:styleId="DefaultParagraphFont">
+      <w:rFonts w:eastAsia="" w:cs="" w:cstheme="majorBidi" w:eastAsiaTheme="majorEastAsia"/>
+      <w:color w:val="272727" w:themeColor="text1" w:themeTint="d8"/>
+    </w:rPr>
+  </w:style>
+  <w:style w:type="character" w:styleId="DefaultParagraphFont" w:default="1">
     <w:name w:val="Default Paragraph Font"/>
     <w:uiPriority w:val="1"/>
     <w:unhideWhenUsed/>
+    <w:qFormat/>
+    <w:rPr/>
+  </w:style>
+  <w:style w:type="character" w:styleId="Heading1Char" w:customStyle="1">
+    <w:name w:val="Heading 1 Char"/>
+    <w:basedOn w:val="DefaultParagraphFont"/>
+    <w:link w:val="Heading1"/>
+    <w:uiPriority w:val="9"/>
+    <w:qFormat/>
+    <w:rsid w:val="00e477d1"/>
+    <w:rPr>
+      <w:rFonts w:ascii="Aptos Display" w:hAnsi="Aptos Display" w:eastAsia="" w:cs="" w:asciiTheme="majorHAnsi" w:cstheme="majorBidi" w:eastAsiaTheme="majorEastAsia" w:hAnsiTheme="majorHAnsi"/>
+      <w:color w:val="0F4761" w:themeColor="accent1" w:themeShade="bf"/>
+      <w:sz w:val="40"/>
+      <w:szCs w:val="40"/>
+    </w:rPr>
+  </w:style>
+  <w:style w:type="character" w:styleId="Heading2Char" w:customStyle="1">
+    <w:name w:val="Heading 2 Char"/>
+    <w:basedOn w:val="DefaultParagraphFont"/>
+    <w:link w:val="Heading2"/>
+    <w:uiPriority w:val="9"/>
+    <w:semiHidden/>
+    <w:qFormat/>
+    <w:rsid w:val="00e477d1"/>
+    <w:rPr>
+      <w:rFonts w:ascii="Aptos Display" w:hAnsi="Aptos Display" w:eastAsia="" w:cs="" w:asciiTheme="majorHAnsi" w:cstheme="majorBidi" w:eastAsiaTheme="majorEastAsia" w:hAnsiTheme="majorHAnsi"/>
+      <w:color w:val="0F4761" w:themeColor="accent1" w:themeShade="bf"/>
+      <w:sz w:val="32"/>
+      <w:szCs w:val="32"/>
+    </w:rPr>
+  </w:style>
+  <w:style w:type="character" w:styleId="Heading3Char" w:customStyle="1">
+    <w:name w:val="Heading 3 Char"/>
+    <w:basedOn w:val="DefaultParagraphFont"/>
+    <w:link w:val="Heading3"/>
+    <w:uiPriority w:val="9"/>
+    <w:semiHidden/>
+    <w:qFormat/>
+    <w:rsid w:val="00e477d1"/>
+    <w:rPr>
+      <w:rFonts w:eastAsia="" w:cs="" w:cstheme="majorBidi" w:eastAsiaTheme="majorEastAsia"/>
+      <w:color w:val="0F4761" w:themeColor="accent1" w:themeShade="bf"/>
+      <w:sz w:val="28"/>
+      <w:szCs w:val="28"/>
+    </w:rPr>
+  </w:style>
+  <w:style w:type="character" w:styleId="Heading4Char" w:customStyle="1">
+    <w:name w:val="Heading 4 Char"/>
+    <w:basedOn w:val="DefaultParagraphFont"/>
+    <w:link w:val="Heading4"/>
+    <w:uiPriority w:val="9"/>
+    <w:semiHidden/>
+    <w:qFormat/>
+    <w:rsid w:val="00e477d1"/>
+    <w:rPr>
+      <w:rFonts w:eastAsia="" w:cs="" w:cstheme="majorBidi" w:eastAsiaTheme="majorEastAsia"/>
+      <w:i/>
+      <w:iCs/>
+      <w:color w:val="0F4761" w:themeColor="accent1" w:themeShade="bf"/>
+    </w:rPr>
+  </w:style>
+  <w:style w:type="character" w:styleId="Heading5Char" w:customStyle="1">
+    <w:name w:val="Heading 5 Char"/>
+    <w:basedOn w:val="DefaultParagraphFont"/>
+    <w:link w:val="Heading5"/>
+    <w:uiPriority w:val="9"/>
+    <w:semiHidden/>
+    <w:qFormat/>
+    <w:rsid w:val="00e477d1"/>
+    <w:rPr>
+      <w:rFonts w:eastAsia="" w:cs="" w:cstheme="majorBidi" w:eastAsiaTheme="majorEastAsia"/>
+      <w:color w:val="0F4761" w:themeColor="accent1" w:themeShade="bf"/>
+    </w:rPr>
+  </w:style>
+  <w:style w:type="character" w:styleId="Heading6Char" w:customStyle="1">
+    <w:name w:val="Heading 6 Char"/>
+    <w:basedOn w:val="DefaultParagraphFont"/>
+    <w:link w:val="Heading6"/>
+    <w:uiPriority w:val="9"/>
+    <w:semiHidden/>
+    <w:qFormat/>
+    <w:rsid w:val="00e477d1"/>
+    <w:rPr>
+      <w:rFonts w:eastAsia="" w:cs="" w:cstheme="majorBidi" w:eastAsiaTheme="majorEastAsia"/>
+      <w:i/>
+      <w:iCs/>
+      <w:color w:val="595959" w:themeColor="text1" w:themeTint="a6"/>
+    </w:rPr>
+  </w:style>
+  <w:style w:type="character" w:styleId="Heading7Char" w:customStyle="1">
+    <w:name w:val="Heading 7 Char"/>
+    <w:basedOn w:val="DefaultParagraphFont"/>
+    <w:link w:val="Heading7"/>
+    <w:uiPriority w:val="9"/>
+    <w:semiHidden/>
+    <w:qFormat/>
+    <w:rsid w:val="00e477d1"/>
+    <w:rPr>
+      <w:rFonts w:eastAsia="" w:cs="" w:cstheme="majorBidi" w:eastAsiaTheme="majorEastAsia"/>
+      <w:color w:val="595959" w:themeColor="text1" w:themeTint="a6"/>
+    </w:rPr>
+  </w:style>
+  <w:style w:type="character" w:styleId="Heading8Char" w:customStyle="1">
+    <w:name w:val="Heading 8 Char"/>
+    <w:basedOn w:val="DefaultParagraphFont"/>
+    <w:link w:val="Heading8"/>
+    <w:uiPriority w:val="9"/>
+    <w:semiHidden/>
+    <w:qFormat/>
+    <w:rsid w:val="00e477d1"/>
+    <w:rPr>
+      <w:rFonts w:eastAsia="" w:cs="" w:cstheme="majorBidi" w:eastAsiaTheme="majorEastAsia"/>
+      <w:i/>
+      <w:iCs/>
+      <w:color w:val="272727" w:themeColor="text1" w:themeTint="d8"/>
+    </w:rPr>
+  </w:style>
+  <w:style w:type="character" w:styleId="Heading9Char" w:customStyle="1">
+    <w:name w:val="Heading 9 Char"/>
+    <w:basedOn w:val="DefaultParagraphFont"/>
+    <w:link w:val="Heading9"/>
+    <w:uiPriority w:val="9"/>
+    <w:semiHidden/>
+    <w:qFormat/>
+    <w:rsid w:val="00e477d1"/>
+    <w:rPr>
+      <w:rFonts w:eastAsia="" w:cs="" w:cstheme="majorBidi" w:eastAsiaTheme="majorEastAsia"/>
+      <w:color w:val="272727" w:themeColor="text1" w:themeTint="d8"/>
+    </w:rPr>
+  </w:style>
+  <w:style w:type="character" w:styleId="TitleChar" w:customStyle="1">
+    <w:name w:val="Title Char"/>
+    <w:basedOn w:val="DefaultParagraphFont"/>
+    <w:link w:val="Title"/>
+    <w:uiPriority w:val="10"/>
+    <w:qFormat/>
+    <w:rsid w:val="00e477d1"/>
+    <w:rPr>
+      <w:rFonts w:ascii="Aptos Display" w:hAnsi="Aptos Display" w:eastAsia="" w:cs="" w:asciiTheme="majorHAnsi" w:cstheme="majorBidi" w:eastAsiaTheme="majorEastAsia" w:hAnsiTheme="majorHAnsi"/>
+      <w:spacing w:val="-10"/>
+      <w:kern w:val="2"/>
+      <w:sz w:val="56"/>
+      <w:szCs w:val="56"/>
+    </w:rPr>
+  </w:style>
+  <w:style w:type="character" w:styleId="SubtitleChar" w:customStyle="1">
+    <w:name w:val="Subtitle Char"/>
+    <w:basedOn w:val="DefaultParagraphFont"/>
+    <w:link w:val="Subtitle"/>
+    <w:uiPriority w:val="11"/>
+    <w:qFormat/>
+    <w:rsid w:val="00e477d1"/>
+    <w:rPr>
+      <w:rFonts w:eastAsia="" w:cs="" w:cstheme="majorBidi" w:eastAsiaTheme="majorEastAsia"/>
+      <w:color w:val="595959" w:themeColor="text1" w:themeTint="a6"/>
+      <w:spacing w:val="15"/>
+      <w:sz w:val="28"/>
+      <w:szCs w:val="28"/>
+    </w:rPr>
+  </w:style>
+  <w:style w:type="character" w:styleId="QuoteChar" w:customStyle="1">
+    <w:name w:val="Quote Char"/>
+    <w:basedOn w:val="DefaultParagraphFont"/>
+    <w:link w:val="Quote"/>
+    <w:uiPriority w:val="29"/>
+    <w:qFormat/>
+    <w:rsid w:val="00e477d1"/>
+    <w:rPr>
+      <w:i/>
+      <w:iCs/>
+      <w:color w:val="404040" w:themeColor="text1" w:themeTint="bf"/>
+    </w:rPr>
+  </w:style>
+  <w:style w:type="character" w:styleId="IntenseEmphasis">
+    <w:name w:val="Intense Emphasis"/>
+    <w:basedOn w:val="DefaultParagraphFont"/>
+    <w:uiPriority w:val="21"/>
+    <w:qFormat/>
+    <w:rsid w:val="00e477d1"/>
+    <w:rPr>
+      <w:i/>
+      <w:iCs/>
+      <w:color w:val="0F4761" w:themeColor="accent1" w:themeShade="bf"/>
+    </w:rPr>
+  </w:style>
+  <w:style w:type="character" w:styleId="IntenseQuoteChar" w:customStyle="1">
+    <w:name w:val="Intense Quote Char"/>
+    <w:basedOn w:val="DefaultParagraphFont"/>
+    <w:link w:val="IntenseQuote"/>
+    <w:uiPriority w:val="30"/>
+    <w:qFormat/>
+    <w:rsid w:val="00e477d1"/>
+    <w:rPr>
+      <w:i/>
+      <w:iCs/>
+      <w:color w:val="0F4761" w:themeColor="accent1" w:themeShade="bf"/>
+    </w:rPr>
+  </w:style>
+  <w:style w:type="character" w:styleId="IntenseReference">
+    <w:name w:val="Intense Reference"/>
+    <w:basedOn w:val="DefaultParagraphFont"/>
+    <w:uiPriority w:val="32"/>
+    <w:qFormat/>
+    <w:rsid w:val="00e477d1"/>
+    <w:rPr>
+      <w:b/>
+      <w:bCs/>
+      <w:smallCaps/>
+      <w:color w:val="0F4761" w:themeColor="accent1" w:themeShade="bf"/>
+      <w:spacing w:val="5"/>
+    </w:rPr>
+  </w:style>
+  <w:style w:type="character" w:styleId="SourceText">
+    <w:name w:val="Source Text"/>
+    <w:qFormat/>
+    <w:rPr>
+      <w:rFonts w:ascii="Liberation Mono" w:hAnsi="Liberation Mono" w:eastAsia="Liberation Mono" w:cs="Liberation Mono"/>
+    </w:rPr>
+  </w:style>
+  <w:style w:type="paragraph" w:styleId="Heading">
+    <w:name w:val="Heading"/>
+    <w:basedOn w:val="Normal"/>
+    <w:next w:val="TextBody"/>
+    <w:qFormat/>
+    <w:pPr>
+      <w:keepNext w:val="true"/>
+      <w:spacing w:before="240" w:after="120"/>
+    </w:pPr>
+    <w:rPr>
+      <w:rFonts w:ascii="Liberation Sans" w:hAnsi="Liberation Sans" w:eastAsia="Noto Sans CJK SC" w:cs="Lohit Devanagari"/>
+      <w:sz w:val="28"/>
+      <w:szCs w:val="28"/>
+    </w:rPr>
+  </w:style>
+  <w:style w:type="paragraph" w:styleId="TextBody">
+    <w:name w:val="Body Text"/>
+    <w:basedOn w:val="Normal"/>
+    <w:pPr>
+      <w:spacing w:lineRule="auto" w:line="276" w:before="0" w:after="140"/>
+    </w:pPr>
+    <w:rPr/>
+  </w:style>
+  <w:style w:type="paragraph" w:styleId="List">
+    <w:name w:val="List"/>
+    <w:basedOn w:val="TextBody"/>
+    <w:pPr/>
+    <w:rPr>
+      <w:rFonts w:cs="Lohit Devanagari"/>
+    </w:rPr>
+  </w:style>
+  <w:style w:type="paragraph" w:styleId="Caption">
+    <w:name w:val="Caption"/>
+    <w:basedOn w:val="Normal"/>
+    <w:qFormat/>
+    <w:pPr>
+      <w:suppressLineNumbers/>
+      <w:spacing w:before="120" w:after="120"/>
+    </w:pPr>
+    <w:rPr>
+      <w:rFonts w:cs="Lohit Devanagari"/>
+      <w:i/>
+      <w:iCs/>
+      <w:sz w:val="24"/>
+      <w:szCs w:val="24"/>
+    </w:rPr>
+  </w:style>
+  <w:style w:type="paragraph" w:styleId="Index">
+    <w:name w:val="Index"/>
+    <w:basedOn w:val="Normal"/>
+    <w:qFormat/>
+    <w:pPr>
+      <w:suppressLineNumbers/>
+    </w:pPr>
+    <w:rPr>
+      <w:rFonts w:cs="Lohit Devanagari"/>
+    </w:rPr>
+  </w:style>
+  <w:style w:type="paragraph" w:styleId="Title">
+    <w:name w:val="Title"/>
+    <w:basedOn w:val="Normal"/>
+    <w:next w:val="Normal"/>
+    <w:link w:val="TitleChar"/>
+    <w:uiPriority w:val="10"/>
+    <w:qFormat/>
+    <w:rsid w:val="00e477d1"/>
+    <w:pPr>
+      <w:spacing w:lineRule="auto" w:line="240" w:before="0" w:after="80"/>
+      <w:contextualSpacing/>
+    </w:pPr>
+    <w:rPr>
+      <w:rFonts w:ascii="Aptos Display" w:hAnsi="Aptos Display" w:eastAsia="" w:cs="" w:asciiTheme="majorHAnsi" w:cstheme="majorBidi" w:eastAsiaTheme="majorEastAsia" w:hAnsiTheme="majorHAnsi"/>
+      <w:spacing w:val="-10"/>
+      <w:kern w:val="2"/>
+      <w:sz w:val="56"/>
+      <w:szCs w:val="56"/>
+    </w:rPr>
+  </w:style>
+  <w:style w:type="paragraph" w:styleId="Subtitle">
+    <w:name w:val="Subtitle"/>
+    <w:basedOn w:val="Normal"/>
+    <w:next w:val="Normal"/>
+    <w:link w:val="SubtitleChar"/>
+    <w:uiPriority w:val="11"/>
+    <w:qFormat/>
+    <w:rsid w:val="00e477d1"/>
+    <w:pPr/>
+    <w:rPr>
+      <w:rFonts w:eastAsia="" w:cs="" w:cstheme="majorBidi" w:eastAsiaTheme="majorEastAsia"/>
+      <w:color w:val="595959" w:themeColor="text1" w:themeTint="a6"/>
+      <w:spacing w:val="15"/>
+      <w:sz w:val="28"/>
+      <w:szCs w:val="28"/>
+    </w:rPr>
+  </w:style>
+  <w:style w:type="paragraph" w:styleId="Quote">
+    <w:name w:val="Quote"/>
+    <w:basedOn w:val="Normal"/>
+    <w:next w:val="Normal"/>
+    <w:link w:val="QuoteChar"/>
+    <w:uiPriority w:val="29"/>
+    <w:qFormat/>
+    <w:rsid w:val="00e477d1"/>
+    <w:pPr>
+      <w:spacing w:before="160" w:after="160"/>
+      <w:jc w:val="center"/>
+    </w:pPr>
+    <w:rPr>
+      <w:i/>
+      <w:iCs/>
+      <w:color w:val="404040" w:themeColor="text1" w:themeTint="bf"/>
+    </w:rPr>
+  </w:style>
+  <w:style w:type="paragraph" w:styleId="ListParagraph">
+    <w:name w:val="List Paragraph"/>
+    <w:basedOn w:val="Normal"/>
+    <w:uiPriority w:val="34"/>
+    <w:qFormat/>
+    <w:rsid w:val="00e477d1"/>
+    <w:pPr>
+      <w:spacing w:before="0" w:after="160"/>
+      <w:ind w:left="720" w:hanging="0"/>
+      <w:contextualSpacing/>
+    </w:pPr>
+    <w:rPr/>
+  </w:style>
+  <w:style w:type="paragraph" w:styleId="IntenseQuote">
+    <w:name w:val="Intense Quote"/>
+    <w:basedOn w:val="Normal"/>
+    <w:next w:val="Normal"/>
+    <w:link w:val="IntenseQuoteChar"/>
+    <w:uiPriority w:val="30"/>
+    <w:qFormat/>
+    <w:rsid w:val="00e477d1"/>
+    <w:pPr>
+      <w:pBdr>
+        <w:top w:val="single" w:sz="4" w:space="10" w:color="0F4761"/>
+        <w:bottom w:val="single" w:sz="4" w:space="10" w:color="0F4761"/>
+      </w:pBdr>
+      <w:spacing w:before="360" w:after="360"/>
+      <w:ind w:left="864" w:right="864" w:hanging="0"/>
+      <w:jc w:val="center"/>
+    </w:pPr>
+    <w:rPr>
+      <w:i/>
+      <w:iCs/>
+      <w:color w:val="0F4761" w:themeColor="accent1" w:themeShade="bf"/>
+    </w:rPr>
+  </w:style>
+  <w:style w:type="paragraph" w:styleId="PreformattedText">
+    <w:name w:val="Preformatted Text"/>
+    <w:basedOn w:val="Normal"/>
+    <w:qFormat/>
+    <w:pPr>
+      <w:spacing w:before="0" w:after="0"/>
+    </w:pPr>
+    <w:rPr>
+      <w:rFonts w:ascii="Liberation Mono" w:hAnsi="Liberation Mono" w:eastAsia="Liberation Mono" w:cs="Liberation Mono"/>
+      <w:sz w:val="20"/>
+      <w:szCs w:val="20"/>
+    </w:rPr>
+  </w:style>
+  <w:style w:type="numbering" w:styleId="NoList" w:default="1">
+    <w:name w:val="No List"/>
+    <w:uiPriority w:val="99"/>
+    <w:semiHidden/>
+    <w:unhideWhenUsed/>
+    <w:qFormat/>
   </w:style>
   <w:style w:type="table" w:default="1" w:styleId="TableNormal">
     <w:name w:val="Normal Table"/>
@@ -1296,7 +2233,6 @@
     <w:semiHidden/>
     <w:unhideWhenUsed/>
     <w:tblPr>
-      <w:tblInd w:w="0" w:type="dxa"/>
       <w:tblCellMar>
         <w:top w:w="0" w:type="dxa"/>
         <w:left w:w="108" w:type="dxa"/>
@@ -1304,302 +2240,6 @@
         <w:right w:w="108" w:type="dxa"/>
       </w:tblCellMar>
     </w:tblPr>
-  </w:style>
-  <w:style w:type="numbering" w:default="1" w:styleId="NoList">
-    <w:name w:val="No List"/>
-    <w:uiPriority w:val="99"/>
-    <w:semiHidden/>
-    <w:unhideWhenUsed/>
-  </w:style>
-  <w:style w:type="character" w:customStyle="1" w:styleId="Heading1Char">
-    <w:name w:val="Heading 1 Char"/>
-    <w:basedOn w:val="DefaultParagraphFont"/>
-    <w:link w:val="Heading1"/>
-    <w:uiPriority w:val="9"/>
-    <w:rsid w:val="00E477D1"/>
-    <w:rPr>
-      <w:rFonts w:asciiTheme="majorHAnsi" w:eastAsiaTheme="majorEastAsia" w:hAnsiTheme="majorHAnsi" w:cstheme="majorBidi"/>
-      <w:color w:val="0F4761" w:themeColor="accent1" w:themeShade="BF"/>
-      <w:sz w:val="40"/>
-      <w:szCs w:val="40"/>
-    </w:rPr>
-  </w:style>
-  <w:style w:type="character" w:customStyle="1" w:styleId="Heading2Char">
-    <w:name w:val="Heading 2 Char"/>
-    <w:basedOn w:val="DefaultParagraphFont"/>
-    <w:link w:val="Heading2"/>
-    <w:uiPriority w:val="9"/>
-    <w:semiHidden/>
-    <w:rsid w:val="00E477D1"/>
-    <w:rPr>
-      <w:rFonts w:asciiTheme="majorHAnsi" w:eastAsiaTheme="majorEastAsia" w:hAnsiTheme="majorHAnsi" w:cstheme="majorBidi"/>
-      <w:color w:val="0F4761" w:themeColor="accent1" w:themeShade="BF"/>
-      <w:sz w:val="32"/>
-      <w:szCs w:val="32"/>
-    </w:rPr>
-  </w:style>
-  <w:style w:type="character" w:customStyle="1" w:styleId="Heading3Char">
-    <w:name w:val="Heading 3 Char"/>
-    <w:basedOn w:val="DefaultParagraphFont"/>
-    <w:link w:val="Heading3"/>
-    <w:uiPriority w:val="9"/>
-    <w:semiHidden/>
-    <w:rsid w:val="00E477D1"/>
-    <w:rPr>
-      <w:rFonts w:eastAsiaTheme="majorEastAsia" w:cstheme="majorBidi"/>
-      <w:color w:val="0F4761" w:themeColor="accent1" w:themeShade="BF"/>
-      <w:sz w:val="28"/>
-      <w:szCs w:val="28"/>
-    </w:rPr>
-  </w:style>
-  <w:style w:type="character" w:customStyle="1" w:styleId="Heading4Char">
-    <w:name w:val="Heading 4 Char"/>
-    <w:basedOn w:val="DefaultParagraphFont"/>
-    <w:link w:val="Heading4"/>
-    <w:uiPriority w:val="9"/>
-    <w:semiHidden/>
-    <w:rsid w:val="00E477D1"/>
-    <w:rPr>
-      <w:rFonts w:eastAsiaTheme="majorEastAsia" w:cstheme="majorBidi"/>
-      <w:i/>
-      <w:iCs/>
-      <w:color w:val="0F4761" w:themeColor="accent1" w:themeShade="BF"/>
-    </w:rPr>
-  </w:style>
-  <w:style w:type="character" w:customStyle="1" w:styleId="Heading5Char">
-    <w:name w:val="Heading 5 Char"/>
-    <w:basedOn w:val="DefaultParagraphFont"/>
-    <w:link w:val="Heading5"/>
-    <w:uiPriority w:val="9"/>
-    <w:semiHidden/>
-    <w:rsid w:val="00E477D1"/>
-    <w:rPr>
-      <w:rFonts w:eastAsiaTheme="majorEastAsia" w:cstheme="majorBidi"/>
-      <w:color w:val="0F4761" w:themeColor="accent1" w:themeShade="BF"/>
-    </w:rPr>
-  </w:style>
-  <w:style w:type="character" w:customStyle="1" w:styleId="Heading6Char">
-    <w:name w:val="Heading 6 Char"/>
-    <w:basedOn w:val="DefaultParagraphFont"/>
-    <w:link w:val="Heading6"/>
-    <w:uiPriority w:val="9"/>
-    <w:semiHidden/>
-    <w:rsid w:val="00E477D1"/>
-    <w:rPr>
-      <w:rFonts w:eastAsiaTheme="majorEastAsia" w:cstheme="majorBidi"/>
-      <w:i/>
-      <w:iCs/>
-      <w:color w:val="595959" w:themeColor="text1" w:themeTint="A6"/>
-    </w:rPr>
-  </w:style>
-  <w:style w:type="character" w:customStyle="1" w:styleId="Heading7Char">
-    <w:name w:val="Heading 7 Char"/>
-    <w:basedOn w:val="DefaultParagraphFont"/>
-    <w:link w:val="Heading7"/>
-    <w:uiPriority w:val="9"/>
-    <w:semiHidden/>
-    <w:rsid w:val="00E477D1"/>
-    <w:rPr>
-      <w:rFonts w:eastAsiaTheme="majorEastAsia" w:cstheme="majorBidi"/>
-      <w:color w:val="595959" w:themeColor="text1" w:themeTint="A6"/>
-    </w:rPr>
-  </w:style>
-  <w:style w:type="character" w:customStyle="1" w:styleId="Heading8Char">
-    <w:name w:val="Heading 8 Char"/>
-    <w:basedOn w:val="DefaultParagraphFont"/>
-    <w:link w:val="Heading8"/>
-    <w:uiPriority w:val="9"/>
-    <w:semiHidden/>
-    <w:rsid w:val="00E477D1"/>
-    <w:rPr>
-      <w:rFonts w:eastAsiaTheme="majorEastAsia" w:cstheme="majorBidi"/>
-      <w:i/>
-      <w:iCs/>
-      <w:color w:val="272727" w:themeColor="text1" w:themeTint="D8"/>
-    </w:rPr>
-  </w:style>
-  <w:style w:type="character" w:customStyle="1" w:styleId="Heading9Char">
-    <w:name w:val="Heading 9 Char"/>
-    <w:basedOn w:val="DefaultParagraphFont"/>
-    <w:link w:val="Heading9"/>
-    <w:uiPriority w:val="9"/>
-    <w:semiHidden/>
-    <w:rsid w:val="00E477D1"/>
-    <w:rPr>
-      <w:rFonts w:eastAsiaTheme="majorEastAsia" w:cstheme="majorBidi"/>
-      <w:color w:val="272727" w:themeColor="text1" w:themeTint="D8"/>
-    </w:rPr>
-  </w:style>
-  <w:style w:type="paragraph" w:styleId="Title">
-    <w:name w:val="Title"/>
-    <w:basedOn w:val="Normal"/>
-    <w:next w:val="Normal"/>
-    <w:link w:val="TitleChar"/>
-    <w:uiPriority w:val="10"/>
-    <w:qFormat/>
-    <w:rsid w:val="00E477D1"/>
-    <w:pPr>
-      <w:spacing w:after="80" w:line="240" w:lineRule="auto"/>
-      <w:contextualSpacing/>
-    </w:pPr>
-    <w:rPr>
-      <w:rFonts w:asciiTheme="majorHAnsi" w:eastAsiaTheme="majorEastAsia" w:hAnsiTheme="majorHAnsi" w:cstheme="majorBidi"/>
-      <w:spacing w:val="-10"/>
-      <w:kern w:val="28"/>
-      <w:sz w:val="56"/>
-      <w:szCs w:val="56"/>
-    </w:rPr>
-  </w:style>
-  <w:style w:type="character" w:customStyle="1" w:styleId="TitleChar">
-    <w:name w:val="Title Char"/>
-    <w:basedOn w:val="DefaultParagraphFont"/>
-    <w:link w:val="Title"/>
-    <w:uiPriority w:val="10"/>
-    <w:rsid w:val="00E477D1"/>
-    <w:rPr>
-      <w:rFonts w:asciiTheme="majorHAnsi" w:eastAsiaTheme="majorEastAsia" w:hAnsiTheme="majorHAnsi" w:cstheme="majorBidi"/>
-      <w:spacing w:val="-10"/>
-      <w:kern w:val="28"/>
-      <w:sz w:val="56"/>
-      <w:szCs w:val="56"/>
-    </w:rPr>
-  </w:style>
-  <w:style w:type="paragraph" w:styleId="Subtitle">
-    <w:name w:val="Subtitle"/>
-    <w:basedOn w:val="Normal"/>
-    <w:next w:val="Normal"/>
-    <w:link w:val="SubtitleChar"/>
-    <w:uiPriority w:val="11"/>
-    <w:qFormat/>
-    <w:rsid w:val="00E477D1"/>
-    <w:pPr>
-      <w:numPr>
-        <w:ilvl w:val="1"/>
-      </w:numPr>
-    </w:pPr>
-    <w:rPr>
-      <w:rFonts w:eastAsiaTheme="majorEastAsia" w:cstheme="majorBidi"/>
-      <w:color w:val="595959" w:themeColor="text1" w:themeTint="A6"/>
-      <w:spacing w:val="15"/>
-      <w:sz w:val="28"/>
-      <w:szCs w:val="28"/>
-    </w:rPr>
-  </w:style>
-  <w:style w:type="character" w:customStyle="1" w:styleId="SubtitleChar">
-    <w:name w:val="Subtitle Char"/>
-    <w:basedOn w:val="DefaultParagraphFont"/>
-    <w:link w:val="Subtitle"/>
-    <w:uiPriority w:val="11"/>
-    <w:rsid w:val="00E477D1"/>
-    <w:rPr>
-      <w:rFonts w:eastAsiaTheme="majorEastAsia" w:cstheme="majorBidi"/>
-      <w:color w:val="595959" w:themeColor="text1" w:themeTint="A6"/>
-      <w:spacing w:val="15"/>
-      <w:sz w:val="28"/>
-      <w:szCs w:val="28"/>
-    </w:rPr>
-  </w:style>
-  <w:style w:type="paragraph" w:styleId="Quote">
-    <w:name w:val="Quote"/>
-    <w:basedOn w:val="Normal"/>
-    <w:next w:val="Normal"/>
-    <w:link w:val="QuoteChar"/>
-    <w:uiPriority w:val="29"/>
-    <w:qFormat/>
-    <w:rsid w:val="00E477D1"/>
-    <w:pPr>
-      <w:spacing w:before="160"/>
-      <w:jc w:val="center"/>
-    </w:pPr>
-    <w:rPr>
-      <w:i/>
-      <w:iCs/>
-      <w:color w:val="404040" w:themeColor="text1" w:themeTint="BF"/>
-    </w:rPr>
-  </w:style>
-  <w:style w:type="character" w:customStyle="1" w:styleId="QuoteChar">
-    <w:name w:val="Quote Char"/>
-    <w:basedOn w:val="DefaultParagraphFont"/>
-    <w:link w:val="Quote"/>
-    <w:uiPriority w:val="29"/>
-    <w:rsid w:val="00E477D1"/>
-    <w:rPr>
-      <w:i/>
-      <w:iCs/>
-      <w:color w:val="404040" w:themeColor="text1" w:themeTint="BF"/>
-    </w:rPr>
-  </w:style>
-  <w:style w:type="paragraph" w:styleId="ListParagraph">
-    <w:name w:val="List Paragraph"/>
-    <w:basedOn w:val="Normal"/>
-    <w:uiPriority w:val="34"/>
-    <w:qFormat/>
-    <w:rsid w:val="00E477D1"/>
-    <w:pPr>
-      <w:ind w:left="720"/>
-      <w:contextualSpacing/>
-    </w:pPr>
-  </w:style>
-  <w:style w:type="character" w:styleId="IntenseEmphasis">
-    <w:name w:val="Intense Emphasis"/>
-    <w:basedOn w:val="DefaultParagraphFont"/>
-    <w:uiPriority w:val="21"/>
-    <w:qFormat/>
-    <w:rsid w:val="00E477D1"/>
-    <w:rPr>
-      <w:i/>
-      <w:iCs/>
-      <w:color w:val="0F4761" w:themeColor="accent1" w:themeShade="BF"/>
-    </w:rPr>
-  </w:style>
-  <w:style w:type="paragraph" w:styleId="IntenseQuote">
-    <w:name w:val="Intense Quote"/>
-    <w:basedOn w:val="Normal"/>
-    <w:next w:val="Normal"/>
-    <w:link w:val="IntenseQuoteChar"/>
-    <w:uiPriority w:val="30"/>
-    <w:qFormat/>
-    <w:rsid w:val="00E477D1"/>
-    <w:pPr>
-      <w:pBdr>
-        <w:top w:val="single" w:sz="4" w:space="10" w:color="0F4761" w:themeColor="accent1" w:themeShade="BF"/>
-        <w:bottom w:val="single" w:sz="4" w:space="10" w:color="0F4761" w:themeColor="accent1" w:themeShade="BF"/>
-      </w:pBdr>
-      <w:spacing w:before="360" w:after="360"/>
-      <w:ind w:left="864" w:right="864"/>
-      <w:jc w:val="center"/>
-    </w:pPr>
-    <w:rPr>
-      <w:i/>
-      <w:iCs/>
-      <w:color w:val="0F4761" w:themeColor="accent1" w:themeShade="BF"/>
-    </w:rPr>
-  </w:style>
-  <w:style w:type="character" w:customStyle="1" w:styleId="IntenseQuoteChar">
-    <w:name w:val="Intense Quote Char"/>
-    <w:basedOn w:val="DefaultParagraphFont"/>
-    <w:link w:val="IntenseQuote"/>
-    <w:uiPriority w:val="30"/>
-    <w:rsid w:val="00E477D1"/>
-    <w:rPr>
-      <w:i/>
-      <w:iCs/>
-      <w:color w:val="0F4761" w:themeColor="accent1" w:themeShade="BF"/>
-    </w:rPr>
-  </w:style>
-  <w:style w:type="character" w:styleId="IntenseReference">
-    <w:name w:val="Intense Reference"/>
-    <w:basedOn w:val="DefaultParagraphFont"/>
-    <w:uiPriority w:val="32"/>
-    <w:qFormat/>
-    <w:rsid w:val="00E477D1"/>
-    <w:rPr>
-      <w:b/>
-      <w:bCs/>
-      <w:smallCaps/>
-      <w:color w:val="0F4761" w:themeColor="accent1" w:themeShade="BF"/>
-      <w:spacing w:val="5"/>
-    </w:rPr>
   </w:style>
 </w:styles>
 </file>

--- a/DIY_Hotspot/Config/Image_Info/Notes.docx
+++ b/DIY_Hotspot/Config/Image_Info/Notes.docx
@@ -256,27 +256,7 @@
           <w:color w:val="00A933"/>
           <w:shd w:fill="auto" w:val="clear"/>
         </w:rPr>
-        <w:t>sudo dd if=/dev/sdb of=</w:t>
-      </w:r>
-      <w:r>
-        <w:rPr>
-          <w:rFonts w:ascii="Liberation Sans" w:hAnsi="Liberation Sans"/>
-          <w:b/>
-          <w:bCs/>
-          <w:color w:val="00A933"/>
-          <w:shd w:fill="auto" w:val="clear"/>
-        </w:rPr>
-        <w:t>2024_04_30_Pi-Star_MVP</w:t>
-      </w:r>
-      <w:r>
-        <w:rPr>
-          <w:rFonts w:ascii="Liberation Sans" w:hAnsi="Liberation Sans"/>
-          <w:b/>
-          <w:bCs/>
-          <w:color w:val="00A933"/>
-          <w:shd w:fill="auto" w:val="clear"/>
-        </w:rPr>
-        <w:t>.img bs=1M</w:t>
+        <w:t>sudo dd if=/dev/sdb of=2024_04_30_Pi-Star_MVP.img bs=1M</w:t>
       </w:r>
     </w:p>
     <w:p>
@@ -480,17 +460,7 @@
           <w:szCs w:val="24"/>
           <w:shd w:fill="auto" w:val="clear"/>
         </w:rPr>
-        <w:t xml:space="preserve">sha256sum </w:t>
-      </w:r>
-      <w:r>
-        <w:rPr>
-          <w:rStyle w:val="SourceText"/>
-          <w:rFonts w:ascii="Liberation Sans" w:hAnsi="Liberation Sans"/>
-          <w:sz w:val="24"/>
-          <w:szCs w:val="24"/>
-          <w:shd w:fill="auto" w:val="clear"/>
-        </w:rPr>
-        <w:t>file.ext</w:t>
+        <w:t>sha256sum file.ext</w:t>
       </w:r>
     </w:p>
     <w:p>
@@ -507,7 +477,12 @@
         </w:rPr>
       </w:pPr>
       <w:r>
-        <w:rPr/>
+        <w:rPr>
+          <w:rFonts w:ascii="Liberation Sans" w:hAnsi="Liberation Sans"/>
+          <w:sz w:val="24"/>
+          <w:szCs w:val="24"/>
+          <w:shd w:fill="auto" w:val="clear"/>
+        </w:rPr>
       </w:r>
     </w:p>
     <w:p>
@@ -561,7 +536,8 @@
           <w:b/>
           <w:bCs/>
           <w:color w:val="00A933"/>
-          <w:shd w:fill="auto" w:val="clear"/>
+          <w:sz w:val="24"/>
+          <w:szCs w:val="24"/>
         </w:rPr>
       </w:r>
     </w:p>
@@ -621,6 +597,54 @@
           <w:shd w:fill="auto" w:val="clear"/>
         </w:rPr>
         <w:t>02784de6c4ff2fa5c4018e97d851c6fea2f9205efc7b244bb1526b7037bea553  2024_04_30_Pi-Star_MVP.img</w:t>
+      </w:r>
+    </w:p>
+    <w:p>
+      <w:pPr>
+        <w:pStyle w:val="Normal"/>
+        <w:spacing w:before="0" w:after="283"/>
+        <w:ind w:left="720" w:hanging="0"/>
+        <w:rPr>
+          <w:rFonts w:ascii="Liberation Sans" w:hAnsi="Liberation Sans"/>
+          <w:b/>
+          <w:b/>
+          <w:bCs/>
+          <w:color w:val="00A933"/>
+          <w:highlight w:val="none"/>
+          <w:shd w:fill="auto" w:val="clear"/>
+        </w:rPr>
+      </w:pPr>
+      <w:r>
+        <w:rPr/>
+      </w:r>
+    </w:p>
+    <w:p>
+      <w:pPr>
+        <w:pStyle w:val="Normal"/>
+        <w:spacing w:before="0" w:after="283"/>
+        <w:ind w:left="720" w:hanging="0"/>
+        <w:rPr>
+          <w:rFonts w:ascii="Liberation Sans" w:hAnsi="Liberation Sans"/>
+          <w:b/>
+          <w:b/>
+          <w:bCs/>
+          <w:color w:val="00A933"/>
+          <w:highlight w:val="none"/>
+          <w:shd w:fill="auto" w:val="clear"/>
+        </w:rPr>
+      </w:pPr>
+      <w:r>
+        <w:rPr>
+          <w:rStyle w:val="SourceText"/>
+          <w:rFonts w:ascii="Liberation Sans" w:hAnsi="Liberation Sans"/>
+          <w:b/>
+          <w:bCs/>
+          <w:color w:val="00A933"/>
+          <w:sz w:val="24"/>
+          <w:szCs w:val="24"/>
+          <w:shd w:fill="auto" w:val="clear"/>
+        </w:rPr>
+        <w:t>SHA in Text file that is PGP signed with SteveN5QC 1H 2025 signing Key</w:t>
       </w:r>
     </w:p>
     <w:p>
@@ -1621,6 +1645,7 @@
     <w:qFormat/>
     <w:pPr>
       <w:widowControl/>
+      <w:suppressAutoHyphens w:val="true"/>
       <w:bidi w:val="0"/>
       <w:spacing w:lineRule="auto" w:line="276" w:before="0" w:after="160"/>
       <w:jc w:val="left"/>
